--- a/deliverable-docs/Architecture Design Document.docx
+++ b/deliverable-docs/Architecture Design Document.docx
@@ -2625,7 +2625,7 @@
         <w:rPr>
           <w:i/>
         </w:rPr>
-        <w:t>Note: The prototype (Prototype) implements Student Service and Exam Service only. The remaining six services are designed in this document but noted as "designed, not implemented" in the prototype submission.</w:t>
+        <w:t>Note: All six services (Auth, Student, Exam, Result, Transcript, Notification) are fully implemented and running. Apache Kafka 3.7 (KRaft mode) is deployed as a seventh container, with the Notification Service consuming all domain events.</w:t>
       </w:r>
     </w:p>
     <w:p>
@@ -2641,7 +2641,8 @@
         <w:pStyle w:val="ListBullet"/>
       </w:pPr>
       <w:r>
-        <w:t>The prototype is scoped to two services (Student, Exam) as per the assignment brief for solo work.</w:t>
+        <w:rPr/>
+        <w:t>All six services are fully implemented and deployed via Docker Compose, covering auth, student management, exam workflows, result processing, transcript generation, and event-driven notifications.</w:t>
       </w:r>
     </w:p>
     <w:p>
@@ -2649,7 +2650,8 @@
         <w:pStyle w:val="ListBullet"/>
       </w:pPr>
       <w:r>
-        <w:t>Kafka is included in the design but not wired in the prototype — events are noted in code comments.</w:t>
+        <w:rPr/>
+        <w:t>Kafka is implemented using Apache Kafka 3.7 in KRaft mode (no Zookeeper). The Notification Service (port 3006) consumes three Kafka topics (student.created, exam.registered, result.published) and persists each event as a NotificationLog record in MongoDB.</w:t>
       </w:r>
     </w:p>
     <w:p>
@@ -2673,7 +2675,8 @@
         <w:pStyle w:val="ListBullet"/>
       </w:pPr>
       <w:r>
-        <w:t>NGINX configuration for the full eight services is defined in design but only Student and Exam paths are active in the prototype.</w:t>
+        <w:rPr/>
+        <w:t>NGINX reverse proxy routes all six active services. All service paths (/api/auth, /api/students, /api/exams, /api/results, /api/transcripts, /api/notifications) are active and proxied to their respective containers.</w:t>
       </w:r>
     </w:p>
     <w:p>

--- a/deliverable-docs/Architecture Design Document.docx
+++ b/deliverable-docs/Architecture Design Document.docx
@@ -123,7 +123,6 @@
     </w:p>
     <w:p>
       <w:r>
-        <w:rPr/>
         <w:t>All eight services are described below. See the Service Identification Table for the full Service Identification Table.</w:t>
       </w:r>
     </w:p>
@@ -487,6 +486,7 @@
         <w:pStyle w:val="ListBullet"/>
       </w:pPr>
       <w:r>
+        <w:lastRenderedPageBreak/>
         <w:t>GET /api/courses</w:t>
       </w:r>
     </w:p>
@@ -495,7 +495,6 @@
         <w:pStyle w:val="ListBullet"/>
       </w:pPr>
       <w:r>
-        <w:lastRenderedPageBreak/>
         <w:t>GET /api/courses/:id</w:t>
       </w:r>
     </w:p>
@@ -844,7 +843,11 @@
           </w:tcPr>
           <w:p>
             <w:r>
-              <w:t>Generates PDF transcripts using pdfkit. Consumes result.published Kafka events to update its local snapshot of student grades. Fetches full result data from Result Service via REST when generating a transcript on demand.</w:t>
+              <w:t xml:space="preserve">Generates PDF transcripts using pdfkit. Consumes result.published Kafka events to update its local snapshot of student grades. Fetches full result data from Result Service </w:t>
+            </w:r>
+            <w:r>
+              <w:lastRenderedPageBreak/>
+              <w:t>via REST when generating a transcript on demand.</w:t>
             </w:r>
           </w:p>
         </w:tc>
@@ -1184,11 +1187,11 @@
           </w:tcPr>
           <w:p>
             <w:r>
-              <w:t xml:space="preserve">A single language across all services eliminates context-switching. Express is minimal and well-understood, with a large ecosystem. Node's non-blocking I/O suits the service pattern of handling </w:t>
+              <w:t>A single language across all services eliminates context-switching. Express is minimal and well-understood, with a large ecosystem. Node's non-</w:t>
             </w:r>
             <w:r>
               <w:lastRenderedPageBreak/>
-              <w:t>many concurrent HTTP or Kafka messages.</w:t>
+              <w:t>blocking I/O suits the service pattern of handling many concurrent HTTP or Kafka messages.</w:t>
             </w:r>
           </w:p>
         </w:tc>
@@ -1221,7 +1224,6 @@
           </w:tcPr>
           <w:p>
             <w:r>
-              <w:rPr/>
               <w:t>MongoDB's document model suits the varied schemas of university data (student profiles, exam entries, PDF metadata). Mongoose provides schema validation at the application layer while retaining flexibility. See Section 6 (Database Strategy) for the database strategy justification.</w:t>
             </w:r>
           </w:p>
@@ -1382,11 +1384,11 @@
           </w:tcPr>
           <w:p>
             <w:r>
-              <w:t xml:space="preserve">Each service has a Dockerfile using node:20-alpine for minimal image size. docker-compose wires </w:t>
+              <w:t xml:space="preserve">Each service has a </w:t>
             </w:r>
             <w:r>
               <w:lastRenderedPageBreak/>
-              <w:t>services, databases, and networking with one command, matching the architecture's service isolation in local development.</w:t>
+              <w:t>Dockerfile using node:20-alpine for minimal image size. docker-compose wires services, databases, and networking with one command, matching the architecture's service isolation in local development.</w:t>
             </w:r>
           </w:p>
         </w:tc>
@@ -1398,7 +1400,6 @@
         <w:pStyle w:val="Heading1"/>
       </w:pPr>
       <w:r>
-        <w:rPr/>
         <w:t>6. Database Strategy — Database-per-Service</w:t>
       </w:r>
     </w:p>
@@ -1753,6 +1754,9 @@
         </w:tc>
       </w:tr>
       <w:tr>
+        <w:trPr>
+          <w:trHeight w:val="417"/>
+        </w:trPr>
         <w:tc>
           <w:tcPr>
             <w:tcW w:w="2880" w:type="dxa"/>
@@ -1790,9 +1794,14 @@
       <w:pPr>
         <w:pStyle w:val="Heading2"/>
       </w:pPr>
+      <w:proofErr w:type="gramStart"/>
       <w:r>
         <w:lastRenderedPageBreak/>
-        <w:t>6.4  MongoDB Justification</w:t>
+        <w:t>6.4  MongoDB</w:t>
+      </w:r>
+      <w:proofErr w:type="gramEnd"/>
+      <w:r>
+        <w:t xml:space="preserve"> Justification</w:t>
       </w:r>
     </w:p>
     <w:p>
@@ -2558,11 +2567,15 @@
         <w:t>Tokens expire after a configurable period (default: 24 hours). bcrypt is used for password hashing in the Auth Service with a work factor of 12.</w:t>
       </w:r>
     </w:p>
+    <w:p/>
+    <w:p/>
+    <w:p/>
     <w:p>
       <w:pPr>
         <w:pStyle w:val="Heading1"/>
       </w:pPr>
       <w:r>
+        <w:lastRenderedPageBreak/>
         <w:t>10. Deployment Overview</w:t>
       </w:r>
     </w:p>
@@ -2592,7 +2605,6 @@
         <w:pStyle w:val="ListBullet"/>
       </w:pPr>
       <w:r>
-        <w:lastRenderedPageBreak/>
         <w:t>mongo-students — MongoDB 7, isolated volume (students-data)</w:t>
       </w:r>
     </w:p>
@@ -2625,7 +2637,7 @@
         <w:rPr>
           <w:i/>
         </w:rPr>
-        <w:t>Note: All six services (Auth, Student, Exam, Result, Transcript, Notification) are fully implemented and running. Apache Kafka 3.7 (KRaft mode) is deployed as a seventh container, with the Notification Service consuming all domain events.</w:t>
+        <w:t>Note: The prototype (Prototype) implements Student Service and Exam Service only. The remaining six services are designed in this document but noted as "designed, not implemented" in the prototype submission.</w:t>
       </w:r>
     </w:p>
     <w:p>
@@ -2641,8 +2653,7 @@
         <w:pStyle w:val="ListBullet"/>
       </w:pPr>
       <w:r>
-        <w:rPr/>
-        <w:t>All six services are fully implemented and deployed via Docker Compose, covering auth, student management, exam workflows, result processing, transcript generation, and event-driven notifications.</w:t>
+        <w:t>The prototype is scoped to two services (Student, Exam) as per the assignment brief for solo work.</w:t>
       </w:r>
     </w:p>
     <w:p>
@@ -2650,8 +2661,7 @@
         <w:pStyle w:val="ListBullet"/>
       </w:pPr>
       <w:r>
-        <w:rPr/>
-        <w:t>Kafka is implemented using Apache Kafka 3.7 in KRaft mode (no Zookeeper). The Notification Service (port 3006) consumes three Kafka topics (student.created, exam.registered, result.published) and persists each event as a NotificationLog record in MongoDB.</w:t>
+        <w:t>Kafka is included in the design but not wired in the prototype — events are noted in code comments.</w:t>
       </w:r>
     </w:p>
     <w:p>
@@ -2675,8 +2685,7 @@
         <w:pStyle w:val="ListBullet"/>
       </w:pPr>
       <w:r>
-        <w:rPr/>
-        <w:t>NGINX reverse proxy routes all six active services. All service paths (/api/auth, /api/students, /api/exams, /api/results, /api/transcripts, /api/notifications) are active and proxied to their respective containers.</w:t>
+        <w:t>NGINX configuration for the full eight services is defined in design but only Student and Exam paths are active in the prototype.</w:t>
       </w:r>
     </w:p>
     <w:p>
@@ -2690,7 +2699,6 @@
     <w:p/>
     <w:p>
       <w:r>
-        <w:rPr/>
         <w:t>References: Service Identification Table, Bounded Context Diagram, API Endpoint Design, Service Communication Diagram, Benefits &amp; Risks.</w:t>
       </w:r>
     </w:p>

--- a/deliverable-docs/Architecture Design Document.docx
+++ b/deliverable-docs/Architecture Design Document.docx
@@ -114,10 +114,77 @@
     </w:p>
     <w:p>
       <w:pPr>
-        <w:pStyle w:val="Heading1"/>
+        <w:pStyle w:val="ListBullet"/>
+        <w:numPr>
+          <w:ilvl w:val="0"/>
+          <w:numId w:val="0"/>
+        </w:numPr>
+        <w:ind w:left="360" w:hanging="360"/>
+      </w:pPr>
+    </w:p>
+    <w:p>
+      <w:pPr>
+        <w:pStyle w:val="ListBullet"/>
+        <w:numPr>
+          <w:ilvl w:val="0"/>
+          <w:numId w:val="0"/>
+        </w:numPr>
+        <w:ind w:left="360" w:hanging="360"/>
+      </w:pPr>
+    </w:p>
+    <w:p>
+      <w:pPr>
+        <w:pStyle w:val="ListBullet"/>
+        <w:numPr>
+          <w:ilvl w:val="0"/>
+          <w:numId w:val="0"/>
+        </w:numPr>
+        <w:ind w:left="360" w:hanging="360"/>
       </w:pPr>
       <w:r>
         <w:lastRenderedPageBreak/>
+        <w:drawing>
+          <wp:inline distT="0" distB="0" distL="0" distR="0" wp14:anchorId="06DAA0D0" wp14:editId="27CCE899">
+            <wp:extent cx="5486400" cy="5408295"/>
+            <wp:effectExtent l="0" t="0" r="0" b="1905"/>
+            <wp:docPr id="48809111" name="Picture 1"/>
+            <wp:cNvGraphicFramePr>
+              <a:graphicFrameLocks xmlns:a="http://schemas.openxmlformats.org/drawingml/2006/main" noChangeAspect="1"/>
+            </wp:cNvGraphicFramePr>
+            <a:graphic xmlns:a="http://schemas.openxmlformats.org/drawingml/2006/main">
+              <a:graphicData uri="http://schemas.openxmlformats.org/drawingml/2006/picture">
+                <pic:pic xmlns:pic="http://schemas.openxmlformats.org/drawingml/2006/picture">
+                  <pic:nvPicPr>
+                    <pic:cNvPr id="48809111" name=""/>
+                    <pic:cNvPicPr/>
+                  </pic:nvPicPr>
+                  <pic:blipFill>
+                    <a:blip r:embed="rId6"/>
+                    <a:stretch>
+                      <a:fillRect/>
+                    </a:stretch>
+                  </pic:blipFill>
+                  <pic:spPr>
+                    <a:xfrm>
+                      <a:off x="0" y="0"/>
+                      <a:ext cx="5486400" cy="5408295"/>
+                    </a:xfrm>
+                    <a:prstGeom prst="rect">
+                      <a:avLst/>
+                    </a:prstGeom>
+                  </pic:spPr>
+                </pic:pic>
+              </a:graphicData>
+            </a:graphic>
+          </wp:inline>
+        </w:drawing>
+      </w:r>
+    </w:p>
+    <w:p>
+      <w:pPr>
+        <w:pStyle w:val="Heading1"/>
+      </w:pPr>
+      <w:r>
         <w:t>4. Service Catalogue</w:t>
       </w:r>
     </w:p>
@@ -222,6 +289,7 @@
     </w:tbl>
     <w:p>
       <w:r>
+        <w:lastRenderedPageBreak/>
         <w:t>Key endpoints:</w:t>
       </w:r>
     </w:p>
@@ -486,7 +554,6 @@
         <w:pStyle w:val="ListBullet"/>
       </w:pPr>
       <w:r>
-        <w:lastRenderedPageBreak/>
         <w:t>GET /api/courses</w:t>
       </w:r>
     </w:p>
@@ -587,7 +654,11 @@
           </w:tcPr>
           <w:p>
             <w:r>
-              <w:t>Creates exams and manages student exam entries. Before creating an entry, it verifies the student exists by calling GET /api/students/:id on the Student Service (synchronous REST). Publishes exam.registered to Kafka on successful enrolment.</w:t>
+              <w:t xml:space="preserve">Creates exams and manages student exam entries. Before creating an entry, it verifies the student exists by calling GET /api/students/:id on the Student Service (synchronous REST). Publishes exam.registered to Kafka on successful </w:t>
+            </w:r>
+            <w:r>
+              <w:lastRenderedPageBreak/>
+              <w:t>enrolment.</w:t>
             </w:r>
           </w:p>
         </w:tc>
@@ -595,6 +666,7 @@
     </w:tbl>
     <w:p>
       <w:r>
+        <w:lastRenderedPageBreak/>
         <w:t>Key endpoints:</w:t>
       </w:r>
     </w:p>
@@ -843,11 +915,7 @@
           </w:tcPr>
           <w:p>
             <w:r>
-              <w:t xml:space="preserve">Generates PDF transcripts using pdfkit. Consumes result.published Kafka events to update its local snapshot of student grades. Fetches full result data from Result Service </w:t>
-            </w:r>
-            <w:r>
-              <w:lastRenderedPageBreak/>
-              <w:t>via REST when generating a transcript on demand.</w:t>
+              <w:t>Generates PDF transcripts using pdfkit. Consumes result.published Kafka events to update its local snapshot of student grades. Fetches full result data from Result Service via REST when generating a transcript on demand.</w:t>
             </w:r>
           </w:p>
         </w:tc>
@@ -855,7 +923,6 @@
     </w:tbl>
     <w:p>
       <w:r>
-        <w:lastRenderedPageBreak/>
         <w:t>Key endpoints:</w:t>
       </w:r>
     </w:p>
@@ -964,7 +1031,11 @@
           </w:tcPr>
           <w:p>
             <w:r>
-              <w:t>Kafka consumer that sends email or SMS notifications on three events: student.created, exam.registered, and result.published. Logs all sent notifications to notif_db for audit.</w:t>
+              <w:t xml:space="preserve">Kafka consumer that sends email or SMS notifications on three events: </w:t>
+            </w:r>
+            <w:r>
+              <w:lastRenderedPageBreak/>
+              <w:t>student.created, exam.registered, and result.published. Logs all sent notifications to notif_db for audit.</w:t>
             </w:r>
           </w:p>
         </w:tc>
@@ -972,6 +1043,7 @@
     </w:tbl>
     <w:p>
       <w:r>
+        <w:lastRenderedPageBreak/>
         <w:t>Key endpoints:</w:t>
       </w:r>
     </w:p>
@@ -1187,11 +1259,7 @@
           </w:tcPr>
           <w:p>
             <w:r>
-              <w:t>A single language across all services eliminates context-switching. Express is minimal and well-understood, with a large ecosystem. Node's non-</w:t>
-            </w:r>
-            <w:r>
-              <w:lastRenderedPageBreak/>
-              <w:t>blocking I/O suits the service pattern of handling many concurrent HTTP or Kafka messages.</w:t>
+              <w:t>A single language across all services eliminates context-switching. Express is minimal and well-understood, with a large ecosystem. Node's non-blocking I/O suits the service pattern of handling many concurrent HTTP or Kafka messages.</w:t>
             </w:r>
           </w:p>
         </w:tc>
@@ -1203,28 +1271,31 @@
           </w:tcPr>
           <w:p>
             <w:r>
+              <w:t>MongoDB + Mongoose ODM</w:t>
+            </w:r>
+          </w:p>
+        </w:tc>
+        <w:tc>
+          <w:tcPr>
+            <w:tcW w:w="2880" w:type="dxa"/>
+          </w:tcPr>
+          <w:p>
+            <w:r>
+              <w:t>All Services (one DB each)</w:t>
+            </w:r>
+          </w:p>
+        </w:tc>
+        <w:tc>
+          <w:tcPr>
+            <w:tcW w:w="2880" w:type="dxa"/>
+          </w:tcPr>
+          <w:p>
+            <w:r>
+              <w:t xml:space="preserve">MongoDB's document model suits the varied schemas of university data (student profiles, exam entries, PDF metadata). Mongoose provides schema validation at the application layer while retaining flexibility. See Section 6 (Database Strategy) for the </w:t>
+            </w:r>
+            <w:r>
               <w:lastRenderedPageBreak/>
-              <w:t>MongoDB + Mongoose ODM</w:t>
-            </w:r>
-          </w:p>
-        </w:tc>
-        <w:tc>
-          <w:tcPr>
-            <w:tcW w:w="2880" w:type="dxa"/>
-          </w:tcPr>
-          <w:p>
-            <w:r>
-              <w:t>All Services (one DB each)</w:t>
-            </w:r>
-          </w:p>
-        </w:tc>
-        <w:tc>
-          <w:tcPr>
-            <w:tcW w:w="2880" w:type="dxa"/>
-          </w:tcPr>
-          <w:p>
-            <w:r>
-              <w:t>MongoDB's document model suits the varied schemas of university data (student profiles, exam entries, PDF metadata). Mongoose provides schema validation at the application layer while retaining flexibility. See Section 6 (Database Strategy) for the database strategy justification.</w:t>
+              <w:t>database strategy justification.</w:t>
             </w:r>
           </w:p>
         </w:tc>
@@ -1236,6 +1307,7 @@
           </w:tcPr>
           <w:p>
             <w:r>
+              <w:lastRenderedPageBreak/>
               <w:t>NGINX Reverse Proxy</w:t>
             </w:r>
           </w:p>
@@ -1384,11 +1456,7 @@
           </w:tcPr>
           <w:p>
             <w:r>
-              <w:t xml:space="preserve">Each service has a </w:t>
-            </w:r>
-            <w:r>
-              <w:lastRenderedPageBreak/>
-              <w:t>Dockerfile using node:20-alpine for minimal image size. docker-compose wires services, databases, and networking with one command, matching the architecture's service isolation in local development.</w:t>
+              <w:t>Each service has a Dockerfile using node:20-alpine for minimal image size. docker-compose wires services, databases, and networking with one command, matching the architecture's service isolation in local development.</w:t>
             </w:r>
           </w:p>
         </w:tc>
@@ -1400,6 +1468,7 @@
         <w:pStyle w:val="Heading1"/>
       </w:pPr>
       <w:r>
+        <w:lastRenderedPageBreak/>
         <w:t>6. Database Strategy — Database-per-Service</w:t>
       </w:r>
     </w:p>
@@ -1794,12 +1863,9 @@
       <w:pPr>
         <w:pStyle w:val="Heading2"/>
       </w:pPr>
-      <w:proofErr w:type="gramStart"/>
       <w:r>
-        <w:lastRenderedPageBreak/>
-        <w:t>6.4  MongoDB</w:t>
+        <w:t>6.4 MongoDB</w:t>
       </w:r>
-      <w:proofErr w:type="gramEnd"/>
       <w:r>
         <w:t xml:space="preserve"> Justification</w:t>
       </w:r>
@@ -1830,6 +1896,7 @@
         <w:pStyle w:val="ListBullet"/>
       </w:pPr>
       <w:r>
+        <w:lastRenderedPageBreak/>
         <w:t>Single cluster, isolated databases: a MongoDB cluster natively supports multiple databases, enabling the database-per-service pattern without provisioning separate database servers.</w:t>
       </w:r>
     </w:p>
@@ -2053,7 +2120,6 @@
               <w:rPr>
                 <w:b/>
               </w:rPr>
-              <w:lastRenderedPageBreak/>
               <w:t>Event</w:t>
             </w:r>
           </w:p>
@@ -2231,6 +2297,7 @@
         <w:pStyle w:val="Heading1"/>
       </w:pPr>
       <w:r>
+        <w:lastRenderedPageBreak/>
         <w:t>8. NGINX Reverse Proxy Routing</w:t>
       </w:r>
     </w:p>
@@ -2575,7 +2642,6 @@
         <w:pStyle w:val="Heading1"/>
       </w:pPr>
       <w:r>
-        <w:lastRenderedPageBreak/>
         <w:t>10. Deployment Overview</w:t>
       </w:r>
     </w:p>
@@ -2637,6 +2703,7 @@
         <w:rPr>
           <w:i/>
         </w:rPr>
+        <w:lastRenderedPageBreak/>
         <w:t>Note: The prototype (Prototype) implements Student Service and Exam Service only. The remaining six services are designed in this document but noted as "designed, not implemented" in the prototype submission.</w:t>
       </w:r>
     </w:p>

--- a/deliverable-docs/Architecture Design Document.docx
+++ b/deliverable-docs/Architecture Design Document.docx
@@ -144,10 +144,10 @@
       <w:r>
         <w:lastRenderedPageBreak/>
         <w:drawing>
-          <wp:inline distT="0" distB="0" distL="0" distR="0" wp14:anchorId="06DAA0D0" wp14:editId="27CCE899">
-            <wp:extent cx="5486400" cy="5408295"/>
-            <wp:effectExtent l="0" t="0" r="0" b="1905"/>
-            <wp:docPr id="48809111" name="Picture 1"/>
+          <wp:inline distT="0" distB="0" distL="0" distR="0" wp14:anchorId="27D0C391" wp14:editId="4170C3D6">
+            <wp:extent cx="5486400" cy="3710305"/>
+            <wp:effectExtent l="0" t="0" r="0" b="0"/>
+            <wp:docPr id="383121152" name="Picture 1" descr="A screenshot of a computer&#10;&#10;AI-generated content may be incorrect."/>
             <wp:cNvGraphicFramePr>
               <a:graphicFrameLocks xmlns:a="http://schemas.openxmlformats.org/drawingml/2006/main" noChangeAspect="1"/>
             </wp:cNvGraphicFramePr>
@@ -155,7 +155,7 @@
               <a:graphicData uri="http://schemas.openxmlformats.org/drawingml/2006/picture">
                 <pic:pic xmlns:pic="http://schemas.openxmlformats.org/drawingml/2006/picture">
                   <pic:nvPicPr>
-                    <pic:cNvPr id="48809111" name=""/>
+                    <pic:cNvPr id="383121152" name="Picture 1" descr="A screenshot of a computer&#10;&#10;AI-generated content may be incorrect."/>
                     <pic:cNvPicPr/>
                   </pic:nvPicPr>
                   <pic:blipFill>
@@ -167,7 +167,7 @@
                   <pic:spPr>
                     <a:xfrm>
                       <a:off x="0" y="0"/>
-                      <a:ext cx="5486400" cy="5408295"/>
+                      <a:ext cx="5486400" cy="3710305"/>
                     </a:xfrm>
                     <a:prstGeom prst="rect">
                       <a:avLst/>
@@ -287,9 +287,9 @@
         </w:tc>
       </w:tr>
     </w:tbl>
+    <w:p/>
     <w:p>
       <w:r>
-        <w:lastRenderedPageBreak/>
         <w:t>Key endpoints:</w:t>
       </w:r>
     </w:p>
@@ -323,6 +323,7 @@
         <w:pStyle w:val="Heading2"/>
       </w:pPr>
       <w:r>
+        <w:lastRenderedPageBreak/>
         <w:t>4.2  Student Service</w:t>
       </w:r>
     </w:p>
@@ -562,16 +563,38 @@
         <w:pStyle w:val="ListBullet"/>
       </w:pPr>
       <w:r>
-        <w:t>GET /api/courses/:id</w:t>
+        <w:t>GET /</w:t>
+      </w:r>
+      <w:proofErr w:type="spellStart"/>
+      <w:r>
+        <w:t>api</w:t>
+      </w:r>
+      <w:proofErr w:type="spellEnd"/>
+      <w:r>
+        <w:t>/courses/:id</w:t>
       </w:r>
     </w:p>
-    <w:p/>
     <w:p>
       <w:pPr>
+        <w:pStyle w:val="ListBullet"/>
+        <w:numPr>
+          <w:ilvl w:val="0"/>
+          <w:numId w:val="0"/>
+        </w:numPr>
+        <w:ind w:left="360" w:hanging="360"/>
+      </w:pPr>
+    </w:p>
+    <w:p>
+      <w:pPr>
         <w:pStyle w:val="Heading2"/>
       </w:pPr>
+      <w:proofErr w:type="gramStart"/>
       <w:r>
-        <w:t>4.4  Exam Service</w:t>
+        <w:t>4.4  Exam</w:t>
+      </w:r>
+      <w:proofErr w:type="gramEnd"/>
+      <w:r>
+        <w:t xml:space="preserve"> Service</w:t>
       </w:r>
     </w:p>
     <w:tbl>
@@ -654,19 +677,15 @@
           </w:tcPr>
           <w:p>
             <w:r>
-              <w:t xml:space="preserve">Creates exams and manages student exam entries. Before creating an entry, it verifies the student exists by calling GET /api/students/:id on the Student Service (synchronous REST). Publishes exam.registered to Kafka on successful </w:t>
-            </w:r>
-            <w:r>
-              <w:lastRenderedPageBreak/>
-              <w:t>enrolment.</w:t>
+              <w:t>Creates exams and manages student exam entries. Before creating an entry, it verifies the student exists by calling GET /api/students/:id on the Student Service (synchronous REST). Publishes exam.registered to Kafka on successful enrolment.</w:t>
             </w:r>
           </w:p>
         </w:tc>
       </w:tr>
     </w:tbl>
+    <w:p/>
     <w:p>
       <w:r>
-        <w:lastRenderedPageBreak/>
         <w:t>Key endpoints:</w:t>
       </w:r>
     </w:p>
@@ -921,6 +940,7 @@
         </w:tc>
       </w:tr>
     </w:tbl>
+    <w:p/>
     <w:p>
       <w:r>
         <w:t>Key endpoints:</w:t>
@@ -942,6 +962,9 @@
         <w:t>GET /api/transcripts/:studentId</w:t>
       </w:r>
     </w:p>
+    <w:p/>
+    <w:p/>
+    <w:p/>
     <w:p/>
     <w:p>
       <w:pPr>
@@ -1031,11 +1054,11 @@
           </w:tcPr>
           <w:p>
             <w:r>
-              <w:t xml:space="preserve">Kafka consumer that sends email or SMS notifications on three events: </w:t>
+              <w:t xml:space="preserve">Kafka consumer that sends email or SMS notifications on three events: student.created, exam.registered, and </w:t>
             </w:r>
             <w:r>
               <w:lastRenderedPageBreak/>
-              <w:t>student.created, exam.registered, and result.published. Logs all sent notifications to notif_db for audit.</w:t>
+              <w:t>result.published. Logs all sent notifications to notif_db for audit.</w:t>
             </w:r>
           </w:p>
         </w:tc>
@@ -1291,11 +1314,11 @@
           </w:tcPr>
           <w:p>
             <w:r>
-              <w:t xml:space="preserve">MongoDB's document model suits the varied schemas of university data (student profiles, exam entries, PDF metadata). Mongoose provides schema validation at the application layer while retaining flexibility. See Section 6 (Database Strategy) for the </w:t>
+              <w:t xml:space="preserve">MongoDB's document model suits the varied schemas of university data (student profiles, exam entries, PDF metadata). Mongoose provides schema validation at the application layer while retaining flexibility. See Section 6 (Database Strategy) for the database strategy </w:t>
             </w:r>
             <w:r>
               <w:lastRenderedPageBreak/>
-              <w:t>database strategy justification.</w:t>
+              <w:t>justification.</w:t>
             </w:r>
           </w:p>
         </w:tc>
@@ -1468,7 +1491,6 @@
         <w:pStyle w:val="Heading1"/>
       </w:pPr>
       <w:r>
-        <w:lastRenderedPageBreak/>
         <w:t>6. Database Strategy — Database-per-Service</w:t>
       </w:r>
     </w:p>
@@ -1485,6 +1507,7 @@
         <w:pStyle w:val="Heading2"/>
       </w:pPr>
       <w:r>
+        <w:lastRenderedPageBreak/>
         <w:t>6.1  Decision: Database-per-Service</w:t>
       </w:r>
     </w:p>
@@ -1864,10 +1887,7 @@
         <w:pStyle w:val="Heading2"/>
       </w:pPr>
       <w:r>
-        <w:t>6.4 MongoDB</w:t>
-      </w:r>
-      <w:r>
-        <w:t xml:space="preserve"> Justification</w:t>
+        <w:t>6.4 MongoDB Justification</w:t>
       </w:r>
     </w:p>
     <w:p>
@@ -1896,7 +1916,6 @@
         <w:pStyle w:val="ListBullet"/>
       </w:pPr>
       <w:r>
-        <w:lastRenderedPageBreak/>
         <w:t>Single cluster, isolated databases: a MongoDB cluster natively supports multiple databases, enabling the database-per-service pattern without provisioning separate database servers.</w:t>
       </w:r>
     </w:p>
@@ -1905,6 +1924,7 @@
         <w:pStyle w:val="ListBullet"/>
       </w:pPr>
       <w:r>
+        <w:lastRenderedPageBreak/>
         <w:t>Consistency with the team's existing stack: all services are Node.js; MongoDB is the most natural fit in the MERN/MEAN ecosystem.</w:t>
       </w:r>
     </w:p>

--- a/deliverable-docs/Architecture Design Document.docx
+++ b/deliverable-docs/Architecture Design Document.docx
@@ -30,7 +30,7 @@
     </w:p>
     <w:p>
       <w:r>
-        <w:t>This document describes the microservice architecture designed for the University ERP system. The system decomposes a hypothetical monolithic academic platform into eight independently deployable services, each owning its own MongoDB database. Services communicate via synchronous REST (HTTP/JSON using axios) for real-time queries and asynchronous Kafka events for decoupled state propagation. External clients reach services through an NGINX reverse proxy that performs path-based routing. All services are implemented in Node.js with Express and validated with JWT tokens issued by the Auth Service.</w:t>
+        <w:t>This document describes the microservice architecture designed for the University ERP system. The full design decomposes a hypothetical monolithic academic platform into eight independently deployable services, each owning its own MongoDB database. Of these eight, six are implemented and running as a working prototype — Auth, Student, Exam, Result, Transcript, and Notification — while Course Service and Reporting Service remain design-only and are not present in the codebase. Built services communicate via synchronous REST (HTTP/JSON using axios) for real-time queries and asynchronous Kafka events (Apache Kafka 3.7, KRaft mode) for decoupled state propagation; the Kafka pipeline is fully wired and operational, not merely designed. All services are implemented in Node.js with Express and use JWT tokens (issued by the Auth Service) validated independently by each service. The frontend is a single-page application served by NGINX; NGINX itself does not perform API routing in the current build — see Section 8 for the corrected description of the network layer.</w:t>
       </w:r>
     </w:p>
     <w:p>
@@ -43,19 +43,22 @@
     </w:p>
     <w:p>
       <w:r>
-        <w:t>The University ERP system supports three types of users: students (web browser, mobile app), administrators (admin portal), and automated internal processes. The system manages the full academic lifecycle: student registration, course enrolment, examination scheduling, result recording, transcript generation, and administrative reporting.</w:t>
+        <w:t>The University ERP system supports three types of users: students (web browser), administrative staff (Exam Division, HOD, Lecturer, Admin roles via the same web portal), and automated internal processes (Kafka consumers). The system manages the academic lifecycle: student registration and year enrolment, exam scheduling and entry approval, result recording and GPA calculation, transcript generation, and event-driven notifications.</w:t>
       </w:r>
     </w:p>
     <w:p>
       <w:r>
-        <w:t>The previous architecture was a monolith. This redesign extracts each business capability into a separate service to achieve independent deployability, fault isolation, and horizontal scalability per domain.</w:t>
+        <w:t>This redesign extracts each business capability into a separate service to achieve independent deployability, fault isolation, and horizontal scalability per domain. It was informed by a gap analysis of an existing Faculty MIS (see supportive-docs/Gap Analysis Report.docx) rather than a purely hypothetical monolith — twelve concrete gaps (G1–G12) were identified and used to prioritise which capabilities to build first.</w:t>
       </w:r>
     </w:p>
+    <w:p/>
+    <w:p/>
     <w:p>
       <w:pPr>
         <w:pStyle w:val="Heading1"/>
       </w:pPr>
       <w:r>
+        <w:lastRenderedPageBreak/>
         <w:t>3. Architectural Style — Microservices</w:t>
       </w:r>
     </w:p>
@@ -109,45 +112,35 @@
         <w:pStyle w:val="ListBullet"/>
       </w:pPr>
       <w:r>
-        <w:t>Design for Failure: services handle downstream unavailability gracefully.</w:t>
+        <w:t>Design for Failure: services handle downstream unavailability gracefully (e.g. 502 responses, fail-silent Kafka producers).</w:t>
       </w:r>
     </w:p>
     <w:p>
       <w:pPr>
-        <w:pStyle w:val="ListBullet"/>
-        <w:numPr>
-          <w:ilvl w:val="0"/>
-          <w:numId w:val="0"/>
-        </w:numPr>
-        <w:ind w:left="360" w:hanging="360"/>
-      </w:pPr>
+        <w:pStyle w:val="Heading2"/>
+      </w:pPr>
+      <w:r>
+        <w:t>3.1  Component Architecture Diagram</w:t>
+      </w:r>
     </w:p>
     <w:p>
-      <w:pPr>
-        <w:pStyle w:val="ListBullet"/>
-        <w:numPr>
-          <w:ilvl w:val="0"/>
-          <w:numId w:val="0"/>
-        </w:numPr>
-        <w:ind w:left="360" w:hanging="360"/>
-      </w:pPr>
+      <w:r>
+        <w:t>The diagram below shows the current state of the system: the six built and running services in full colour, and Course Service / Reporting Service shown greyed out with dashed borders to indicate they are designed but not implemented. This distinction is applied consistently across every diagram in this project (see also deliverable-docs/architecture-diagram.html, the interactive version of this view).</w:t>
+      </w:r>
     </w:p>
     <w:p>
       <w:pPr>
-        <w:pStyle w:val="ListBullet"/>
-        <w:numPr>
-          <w:ilvl w:val="0"/>
-          <w:numId w:val="0"/>
-        </w:numPr>
-        <w:ind w:left="360" w:hanging="360"/>
+        <w:jc w:val="center"/>
       </w:pPr>
       <w:r>
-        <w:lastRenderedPageBreak/>
+        <w:rPr>
+          <w:noProof/>
+        </w:rPr>
         <w:drawing>
-          <wp:inline distT="0" distB="0" distL="0" distR="0" wp14:anchorId="27D0C391" wp14:editId="4170C3D6">
-            <wp:extent cx="5486400" cy="3710305"/>
+          <wp:inline distT="0" distB="0" distL="0" distR="0" wp14:anchorId="0AC98372" wp14:editId="6FC45399">
+            <wp:extent cx="5760720" cy="3895799"/>
             <wp:effectExtent l="0" t="0" r="0" b="0"/>
-            <wp:docPr id="383121152" name="Picture 1" descr="A screenshot of a computer&#10;&#10;AI-generated content may be incorrect."/>
+            <wp:docPr id="1" name="Picture 1"/>
             <wp:cNvGraphicFramePr>
               <a:graphicFrameLocks xmlns:a="http://schemas.openxmlformats.org/drawingml/2006/main" noChangeAspect="1"/>
             </wp:cNvGraphicFramePr>
@@ -155,7 +148,7 @@
               <a:graphicData uri="http://schemas.openxmlformats.org/drawingml/2006/picture">
                 <pic:pic xmlns:pic="http://schemas.openxmlformats.org/drawingml/2006/picture">
                   <pic:nvPicPr>
-                    <pic:cNvPr id="383121152" name="Picture 1" descr="A screenshot of a computer&#10;&#10;AI-generated content may be incorrect."/>
+                    <pic:cNvPr id="0" name="image.png"/>
                     <pic:cNvPicPr/>
                   </pic:nvPicPr>
                   <pic:blipFill>
@@ -167,7 +160,7 @@
                   <pic:spPr>
                     <a:xfrm>
                       <a:off x="0" y="0"/>
-                      <a:ext cx="5486400" cy="3710305"/>
+                      <a:ext cx="5760720" cy="3895799"/>
                     </a:xfrm>
                     <a:prstGeom prst="rect">
                       <a:avLst/>
@@ -182,15 +175,29 @@
     </w:p>
     <w:p>
       <w:pPr>
+        <w:jc w:val="center"/>
+      </w:pPr>
+      <w:r>
+        <w:rPr>
+          <w:i/>
+          <w:sz w:val="18"/>
+        </w:rPr>
+        <w:t>Figure 1 — University ERP component architecture: 6 built services (solid) + 2 planned services (dashed).</w:t>
+      </w:r>
+    </w:p>
+    <w:p/>
+    <w:p>
+      <w:pPr>
         <w:pStyle w:val="Heading1"/>
       </w:pPr>
       <w:r>
+        <w:lastRenderedPageBreak/>
         <w:t>4. Service Catalogue</w:t>
       </w:r>
     </w:p>
     <w:p>
       <w:r>
-        <w:t>All eight services are described below. See the Service Identification Table for the full Service Identification Table.</w:t>
+        <w:t>All eight designed services are described below. Six are built and running; Course Service and Reporting Service are marked Planned and are not present in services/ or docker-compose.yml. See the Service Identification Table for the full comparison.</w:t>
       </w:r>
     </w:p>
     <w:p>
@@ -198,7 +205,7 @@
         <w:pStyle w:val="Heading2"/>
       </w:pPr>
       <w:r>
-        <w:t>4.1  Auth Service</w:t>
+        <w:t>4.1  Auth Service — Built &amp; Running</w:t>
       </w:r>
     </w:p>
     <w:tbl>
@@ -271,6 +278,31 @@
               <w:rPr>
                 <w:b/>
               </w:rPr>
+              <w:t>Status</w:t>
+            </w:r>
+          </w:p>
+        </w:tc>
+        <w:tc>
+          <w:tcPr>
+            <w:tcW w:w="4320" w:type="dxa"/>
+          </w:tcPr>
+          <w:p>
+            <w:r>
+              <w:t>Built &amp; running</w:t>
+            </w:r>
+          </w:p>
+        </w:tc>
+      </w:tr>
+      <w:tr>
+        <w:tc>
+          <w:tcPr>
+            <w:tcW w:w="4320" w:type="dxa"/>
+          </w:tcPr>
+          <w:p>
+            <w:r>
+              <w:rPr>
+                <w:b/>
+              </w:rPr>
               <w:t>Description</w:t>
             </w:r>
           </w:p>
@@ -281,7 +313,7 @@
           </w:tcPr>
           <w:p>
             <w:r>
-              <w:t>Issues and validates JSON Web Tokens. All other services delegate authentication to their own JWT middleware using the shared JWT_SECRET — no service calls Auth Service at runtime. Auth Service is responsible for user login, token refresh, and bcrypt password management.</w:t>
+              <w:t>Issues and validates JSON Web Tokens. All other services validate JWTs independently using the shared JWT_SECRET — no service calls Auth Service at runtime. Auth Service handles user registration, login, demo-user seeding, and bcrypt password management. Supports five roles: STUDENT, LECTURER, HOD, EXAM_DIVISION, ADMIN.</w:t>
             </w:r>
           </w:p>
         </w:tc>
@@ -290,7 +322,7 @@
     <w:p/>
     <w:p>
       <w:r>
-        <w:t>Key endpoints:</w:t>
+        <w:t>Actual endpoints:</w:t>
       </w:r>
     </w:p>
     <w:p>
@@ -314,7 +346,15 @@
         <w:pStyle w:val="ListBullet"/>
       </w:pPr>
       <w:r>
-        <w:t>POST /api/auth/refresh</w:t>
+        <w:t>POST /api/auth/seed — seeds the 5 demo role accounts</w:t>
+      </w:r>
+    </w:p>
+    <w:p>
+      <w:pPr>
+        <w:pStyle w:val="ListBullet"/>
+      </w:pPr>
+      <w:r>
+        <w:t>PATCH /api/auth/reset-password</w:t>
       </w:r>
     </w:p>
     <w:p/>
@@ -323,8 +363,7 @@
         <w:pStyle w:val="Heading2"/>
       </w:pPr>
       <w:r>
-        <w:lastRenderedPageBreak/>
-        <w:t>4.2  Student Service</w:t>
+        <w:t>4.2  Student Service — Built &amp; Running</w:t>
       </w:r>
     </w:p>
     <w:tbl>
@@ -397,6 +436,31 @@
               <w:rPr>
                 <w:b/>
               </w:rPr>
+              <w:t>Status</w:t>
+            </w:r>
+          </w:p>
+        </w:tc>
+        <w:tc>
+          <w:tcPr>
+            <w:tcW w:w="4320" w:type="dxa"/>
+          </w:tcPr>
+          <w:p>
+            <w:r>
+              <w:t>Built &amp; running</w:t>
+            </w:r>
+          </w:p>
+        </w:tc>
+      </w:tr>
+      <w:tr>
+        <w:tc>
+          <w:tcPr>
+            <w:tcW w:w="4320" w:type="dxa"/>
+          </w:tcPr>
+          <w:p>
+            <w:r>
+              <w:rPr>
+                <w:b/>
+              </w:rPr>
               <w:t>Description</w:t>
             </w:r>
           </w:p>
@@ -407,15 +471,16 @@
           </w:tcPr>
           <w:p>
             <w:r>
-              <w:t>Manages student profiles and enrolment records. The authoritative source for student identity across the system. Publishes student.created to Kafka when a new student registers.</w:t>
+              <w:t>Manages student profiles (35+ fields), year registration, specialization applications, and photo upload. The authoritative source for student identity across the system. Publishes student.created to Kafka on creation.</w:t>
             </w:r>
           </w:p>
         </w:tc>
       </w:tr>
     </w:tbl>
+    <w:p/>
     <w:p>
       <w:r>
-        <w:t>Key endpoints:</w:t>
+        <w:t>Actual endpoints:</w:t>
       </w:r>
     </w:p>
     <w:p>
@@ -423,7 +488,7 @@
         <w:pStyle w:val="ListBullet"/>
       </w:pPr>
       <w:r>
-        <w:t>POST /api/students</w:t>
+        <w:t>POST /api/students, POST /api/students/bulk (CSV import)</w:t>
       </w:r>
     </w:p>
     <w:p>
@@ -431,7 +496,7 @@
         <w:pStyle w:val="ListBullet"/>
       </w:pPr>
       <w:r>
-        <w:t>GET /api/students/:id</w:t>
+        <w:t>GET /api/students, GET /api/students/:id</w:t>
       </w:r>
     </w:p>
     <w:p>
@@ -439,7 +504,32 @@
         <w:pStyle w:val="ListBullet"/>
       </w:pPr>
       <w:r>
-        <w:t>GET /api/students</w:t>
+        <w:t>PATCH /api/students/:id — partial update; immutable fields protected for non-admin roles</w:t>
+      </w:r>
+    </w:p>
+    <w:p>
+      <w:pPr>
+        <w:pStyle w:val="ListBullet"/>
+      </w:pPr>
+      <w:r>
+        <w:lastRenderedPageBreak/>
+        <w:t>POST /api/students/:id/photo (multer upload)</w:t>
+      </w:r>
+    </w:p>
+    <w:p>
+      <w:pPr>
+        <w:pStyle w:val="ListBullet"/>
+      </w:pPr>
+      <w:r>
+        <w:t>POST /api/students/:id/year-registration, GET /api/students/:id/year-registrations, POST /api/students/bulk-year-registration</w:t>
+      </w:r>
+    </w:p>
+    <w:p>
+      <w:pPr>
+        <w:pStyle w:val="ListBullet"/>
+      </w:pPr>
+      <w:r>
+        <w:t>Specialization sub-router: GET /api/specializations, POST/GET /api/specializations/:studentId, GET /api/specializations/all/pending, PATCH /api/specializations/:studentId/assign</w:t>
       </w:r>
     </w:p>
     <w:p/>
@@ -448,7 +538,7 @@
         <w:pStyle w:val="Heading2"/>
       </w:pPr>
       <w:r>
-        <w:t>4.3  Course Service</w:t>
+        <w:t>4.3  Course Service — Planned, Not Implemented</w:t>
       </w:r>
     </w:p>
     <w:tbl>
@@ -481,7 +571,7 @@
           </w:tcPr>
           <w:p>
             <w:r>
-              <w:t>3002</w:t>
+              <w:t>3002 (reserved, not bound)</w:t>
             </w:r>
           </w:p>
         </w:tc>
@@ -506,7 +596,32 @@
           </w:tcPr>
           <w:p>
             <w:r>
-              <w:t>courses_db</w:t>
+              <w:t>courses_db (not provisioned)</w:t>
+            </w:r>
+          </w:p>
+        </w:tc>
+      </w:tr>
+      <w:tr>
+        <w:tc>
+          <w:tcPr>
+            <w:tcW w:w="4320" w:type="dxa"/>
+          </w:tcPr>
+          <w:p>
+            <w:r>
+              <w:rPr>
+                <w:b/>
+              </w:rPr>
+              <w:t>Status</w:t>
+            </w:r>
+          </w:p>
+        </w:tc>
+        <w:tc>
+          <w:tcPr>
+            <w:tcW w:w="4320" w:type="dxa"/>
+          </w:tcPr>
+          <w:p>
+            <w:r>
+              <w:t>Planned — no code exists in services/; absent from docker-compose.yml</w:t>
             </w:r>
           </w:p>
         </w:tc>
@@ -531,15 +646,16 @@
           </w:tcPr>
           <w:p>
             <w:r>
-              <w:t>Manages course definitions and modules. Provides course metadata consumed by the Exam and Transcript services via REST.</w:t>
+              <w:t>Would manage course definitions and modules, providing course metadata consumed by Exam and Transcript services via REST. Remains a design placeholder from the original 8-service scope.</w:t>
             </w:r>
           </w:p>
         </w:tc>
       </w:tr>
     </w:tbl>
+    <w:p/>
     <w:p>
       <w:r>
-        <w:t>Key endpoints:</w:t>
+        <w:t>Designed (not implemented) endpoints:</w:t>
       </w:r>
     </w:p>
     <w:p>
@@ -563,38 +679,16 @@
         <w:pStyle w:val="ListBullet"/>
       </w:pPr>
       <w:r>
-        <w:t>GET /</w:t>
-      </w:r>
-      <w:proofErr w:type="spellStart"/>
-      <w:r>
-        <w:t>api</w:t>
-      </w:r>
-      <w:proofErr w:type="spellEnd"/>
-      <w:r>
-        <w:t>/courses/:id</w:t>
+        <w:t>GET /api/courses/:id</w:t>
       </w:r>
     </w:p>
+    <w:p/>
     <w:p>
       <w:pPr>
-        <w:pStyle w:val="ListBullet"/>
-        <w:numPr>
-          <w:ilvl w:val="0"/>
-          <w:numId w:val="0"/>
-        </w:numPr>
-        <w:ind w:left="360" w:hanging="360"/>
-      </w:pPr>
-    </w:p>
-    <w:p>
-      <w:pPr>
         <w:pStyle w:val="Heading2"/>
       </w:pPr>
-      <w:proofErr w:type="gramStart"/>
       <w:r>
-        <w:t>4.4  Exam</w:t>
-      </w:r>
-      <w:proofErr w:type="gramEnd"/>
-      <w:r>
-        <w:t xml:space="preserve"> Service</w:t>
+        <w:t>4.4  Exam Service — Built &amp; Running</w:t>
       </w:r>
     </w:p>
     <w:tbl>
@@ -667,6 +761,31 @@
               <w:rPr>
                 <w:b/>
               </w:rPr>
+              <w:t>Status</w:t>
+            </w:r>
+          </w:p>
+        </w:tc>
+        <w:tc>
+          <w:tcPr>
+            <w:tcW w:w="4320" w:type="dxa"/>
+          </w:tcPr>
+          <w:p>
+            <w:r>
+              <w:t>Built &amp; running</w:t>
+            </w:r>
+          </w:p>
+        </w:tc>
+      </w:tr>
+      <w:tr>
+        <w:tc>
+          <w:tcPr>
+            <w:tcW w:w="4320" w:type="dxa"/>
+          </w:tcPr>
+          <w:p>
+            <w:r>
+              <w:rPr>
+                <w:b/>
+              </w:rPr>
               <w:t>Description</w:t>
             </w:r>
           </w:p>
@@ -677,7 +796,7 @@
           </w:tcPr>
           <w:p>
             <w:r>
-              <w:t>Creates exams and manages student exam entries. Before creating an entry, it verifies the student exists by calling GET /api/students/:id on the Student Service (synchronous REST). Publishes exam.registered to Kafka on successful enrolment.</w:t>
+              <w:t>Creates exams, manages registration windows, and handles the student exam-entry approval workflow (pending/approved/rejected). Before creating an entry, verifies the student exists via a synchronous REST call to Student Service. Publishes exam.registered to Kafka on enrolment.</w:t>
             </w:r>
           </w:p>
         </w:tc>
@@ -686,7 +805,7 @@
     <w:p/>
     <w:p>
       <w:r>
-        <w:t>Key endpoints:</w:t>
+        <w:t>Actual endpoints:</w:t>
       </w:r>
     </w:p>
     <w:p>
@@ -694,7 +813,7 @@
         <w:pStyle w:val="ListBullet"/>
       </w:pPr>
       <w:r>
-        <w:t>POST /api/exams</w:t>
+        <w:t>POST /api/exams, GET /api/exams</w:t>
       </w:r>
     </w:p>
     <w:p>
@@ -702,7 +821,7 @@
         <w:pStyle w:val="ListBullet"/>
       </w:pPr>
       <w:r>
-        <w:t>GET /api/exams</w:t>
+        <w:t>PATCH /api/exams/:id/schedule — set registration window</w:t>
       </w:r>
     </w:p>
     <w:p>
@@ -710,7 +829,8 @@
         <w:pStyle w:val="ListBullet"/>
       </w:pPr>
       <w:r>
-        <w:t>POST /api/exams/:id/entries</w:t>
+        <w:lastRenderedPageBreak/>
+        <w:t>PATCH /api/exams/:id/toggle — open/close registration</w:t>
       </w:r>
     </w:p>
     <w:p>
@@ -718,7 +838,23 @@
         <w:pStyle w:val="ListBullet"/>
       </w:pPr>
       <w:r>
-        <w:t>GET /api/exams/:id/entries</w:t>
+        <w:t>POST /api/exams/:id/entries, GET /api/exams/:id/entries</w:t>
+      </w:r>
+    </w:p>
+    <w:p>
+      <w:pPr>
+        <w:pStyle w:val="ListBullet"/>
+      </w:pPr>
+      <w:r>
+        <w:t>PATCH /api/exams/:id/entries/:entryId — approve/reject an entry</w:t>
+      </w:r>
+    </w:p>
+    <w:p>
+      <w:pPr>
+        <w:pStyle w:val="ListBullet"/>
+      </w:pPr>
+      <w:r>
+        <w:t>GET /api/exams/:id/admission-card — approved entries only</w:t>
       </w:r>
     </w:p>
     <w:p/>
@@ -727,7 +863,7 @@
         <w:pStyle w:val="Heading2"/>
       </w:pPr>
       <w:r>
-        <w:t>4.5  Result Service</w:t>
+        <w:t>4.5  Result Service — Built &amp; Running</w:t>
       </w:r>
     </w:p>
     <w:tbl>
@@ -800,6 +936,31 @@
               <w:rPr>
                 <w:b/>
               </w:rPr>
+              <w:t>Status</w:t>
+            </w:r>
+          </w:p>
+        </w:tc>
+        <w:tc>
+          <w:tcPr>
+            <w:tcW w:w="4320" w:type="dxa"/>
+          </w:tcPr>
+          <w:p>
+            <w:r>
+              <w:t>Built &amp; running</w:t>
+            </w:r>
+          </w:p>
+        </w:tc>
+      </w:tr>
+      <w:tr>
+        <w:tc>
+          <w:tcPr>
+            <w:tcW w:w="4320" w:type="dxa"/>
+          </w:tcPr>
+          <w:p>
+            <w:r>
+              <w:rPr>
+                <w:b/>
+              </w:rPr>
               <w:t>Description</w:t>
             </w:r>
           </w:p>
@@ -810,15 +971,16 @@
           </w:tcPr>
           <w:p>
             <w:r>
-              <w:t>Records exam results and grades. Publishes result.published to Kafka when a result is finalised, triggering downstream Notification, Reporting, and Transcript services.</w:t>
+              <w:t>Records subject-level results and computes GPA (Σ gradePoints×credits / Σ credits) with a grade-to-points mapping (A+/A=4.0 down to F=0.0). GPA records have a draft/final status. Publishes result.published to Kafka when a GPA record is finalised.</w:t>
             </w:r>
           </w:p>
         </w:tc>
       </w:tr>
     </w:tbl>
+    <w:p/>
     <w:p>
       <w:r>
-        <w:t>Key endpoints:</w:t>
+        <w:t>Actual endpoints:</w:t>
       </w:r>
     </w:p>
     <w:p>
@@ -826,7 +988,7 @@
         <w:pStyle w:val="ListBullet"/>
       </w:pPr>
       <w:r>
-        <w:t>POST /api/results</w:t>
+        <w:t>POST /api/results, POST /api/results/bulk (CSV import)</w:t>
       </w:r>
     </w:p>
     <w:p>
@@ -834,7 +996,7 @@
         <w:pStyle w:val="ListBullet"/>
       </w:pPr>
       <w:r>
-        <w:t>GET /api/results/:studentId</w:t>
+        <w:t>GET /api/results, GET /api/results/student/:studentId</w:t>
       </w:r>
     </w:p>
     <w:p>
@@ -842,7 +1004,23 @@
         <w:pStyle w:val="ListBullet"/>
       </w:pPr>
       <w:r>
-        <w:t>GET /api/results/exam/:examId</w:t>
+        <w:t>POST /api/results/process-gpa — computes and upserts a draft GPA record</w:t>
+      </w:r>
+    </w:p>
+    <w:p>
+      <w:pPr>
+        <w:pStyle w:val="ListBullet"/>
+      </w:pPr>
+      <w:r>
+        <w:t>GET /api/results/gpa/:studentId</w:t>
+      </w:r>
+    </w:p>
+    <w:p>
+      <w:pPr>
+        <w:pStyle w:val="ListBullet"/>
+      </w:pPr>
+      <w:r>
+        <w:t>PATCH /api/results/gpa/:gpaId/finalize — sets status=final, emits result.published</w:t>
       </w:r>
     </w:p>
     <w:p/>
@@ -851,7 +1029,7 @@
         <w:pStyle w:val="Heading2"/>
       </w:pPr>
       <w:r>
-        <w:t>4.6  Transcript Service</w:t>
+        <w:t>4.6  Transcript Service — Built &amp; Running</w:t>
       </w:r>
     </w:p>
     <w:tbl>
@@ -909,7 +1087,32 @@
           </w:tcPr>
           <w:p>
             <w:r>
-              <w:t>transcripts_db</w:t>
+              <w:t>None — pure aggregator, no owned collections</w:t>
+            </w:r>
+          </w:p>
+        </w:tc>
+      </w:tr>
+      <w:tr>
+        <w:tc>
+          <w:tcPr>
+            <w:tcW w:w="4320" w:type="dxa"/>
+          </w:tcPr>
+          <w:p>
+            <w:r>
+              <w:rPr>
+                <w:b/>
+              </w:rPr>
+              <w:t>Status</w:t>
+            </w:r>
+          </w:p>
+        </w:tc>
+        <w:tc>
+          <w:tcPr>
+            <w:tcW w:w="4320" w:type="dxa"/>
+          </w:tcPr>
+          <w:p>
+            <w:r>
+              <w:t>Built &amp; running</w:t>
             </w:r>
           </w:p>
         </w:tc>
@@ -934,16 +1137,18 @@
           </w:tcPr>
           <w:p>
             <w:r>
-              <w:t>Generates PDF transcripts using pdfkit. Consumes result.published Kafka events to update its local snapshot of student grades. Fetches full result data from Result Service via REST when generating a transcript on demand.</w:t>
+              <w:t>Generates transcript data on demand by aggregating across two other services via synchronous REST: GET /api/students/:id on Student Service (profile) and GET /api/results/... on Result Service (grades and GPA). Returns JSON, not a generated PDF — pdfkit is not used anywhere in this service, despite being listed as a dependency in earlier drafts of this document.</w:t>
             </w:r>
           </w:p>
         </w:tc>
       </w:tr>
     </w:tbl>
     <w:p/>
+    <w:p/>
     <w:p>
       <w:r>
-        <w:t>Key endpoints:</w:t>
+        <w:lastRenderedPageBreak/>
+        <w:t>Actual endpoints:</w:t>
       </w:r>
     </w:p>
     <w:p>
@@ -951,7 +1156,7 @@
         <w:pStyle w:val="ListBullet"/>
       </w:pPr>
       <w:r>
-        <w:t>POST /api/transcripts/:studentId/generate</w:t>
+        <w:t>GET /api/transcripts/:studentId/semester/:sem?academicYear=X</w:t>
       </w:r>
     </w:p>
     <w:p>
@@ -959,19 +1164,16 @@
         <w:pStyle w:val="ListBullet"/>
       </w:pPr>
       <w:r>
-        <w:t>GET /api/transcripts/:studentId</w:t>
+        <w:t>GET /api/transcripts/:studentId/final — full academic record, grouped by year then semester</w:t>
       </w:r>
     </w:p>
     <w:p/>
-    <w:p/>
-    <w:p/>
-    <w:p/>
     <w:p>
       <w:pPr>
         <w:pStyle w:val="Heading2"/>
       </w:pPr>
       <w:r>
-        <w:t>4.7  Notification Service</w:t>
+        <w:t>4.7  Notification Service — Built &amp; Running</w:t>
       </w:r>
     </w:p>
     <w:tbl>
@@ -1044,6 +1246,31 @@
               <w:rPr>
                 <w:b/>
               </w:rPr>
+              <w:t>Status</w:t>
+            </w:r>
+          </w:p>
+        </w:tc>
+        <w:tc>
+          <w:tcPr>
+            <w:tcW w:w="4320" w:type="dxa"/>
+          </w:tcPr>
+          <w:p>
+            <w:r>
+              <w:t>Built &amp; running</w:t>
+            </w:r>
+          </w:p>
+        </w:tc>
+      </w:tr>
+      <w:tr>
+        <w:tc>
+          <w:tcPr>
+            <w:tcW w:w="4320" w:type="dxa"/>
+          </w:tcPr>
+          <w:p>
+            <w:r>
+              <w:rPr>
+                <w:b/>
+              </w:rPr>
               <w:t>Description</w:t>
             </w:r>
           </w:p>
@@ -1054,20 +1281,16 @@
           </w:tcPr>
           <w:p>
             <w:r>
-              <w:t xml:space="preserve">Kafka consumer that sends email or SMS notifications on three events: student.created, exam.registered, and </w:t>
-            </w:r>
-            <w:r>
-              <w:lastRenderedPageBreak/>
-              <w:t>result.published. Logs all sent notifications to notif_db for audit.</w:t>
+              <w:t>Pure Kafka consumer. Subscribes to all three topics (student.created, exam.registered, result.published), retries subscription every 10s until topics are auto-created, and persists every consumed event as a NotificationLog document for audit.</w:t>
             </w:r>
           </w:p>
         </w:tc>
       </w:tr>
     </w:tbl>
+    <w:p/>
     <w:p>
       <w:r>
-        <w:lastRenderedPageBreak/>
-        <w:t>Key endpoints:</w:t>
+        <w:t>Actual endpoints:</w:t>
       </w:r>
     </w:p>
     <w:p>
@@ -1075,7 +1298,15 @@
         <w:pStyle w:val="ListBullet"/>
       </w:pPr>
       <w:r>
-        <w:t>GET /api/notifications/:studentId (audit log)</w:t>
+        <w:t>GET /api/notifications — list recent logs, optional ?topic= filter</w:t>
+      </w:r>
+    </w:p>
+    <w:p>
+      <w:pPr>
+        <w:pStyle w:val="ListBullet"/>
+      </w:pPr>
+      <w:r>
+        <w:t>GET /api/notifications/student/:studentId</w:t>
       </w:r>
     </w:p>
     <w:p/>
@@ -1084,7 +1315,7 @@
         <w:pStyle w:val="Heading2"/>
       </w:pPr>
       <w:r>
-        <w:t>4.8  Reporting Service</w:t>
+        <w:t>4.8  Reporting Service — Planned, Not Implemented</w:t>
       </w:r>
     </w:p>
     <w:tbl>
@@ -1117,7 +1348,7 @@
           </w:tcPr>
           <w:p>
             <w:r>
-              <w:t>3008</w:t>
+              <w:t>3008 (reserved, not bound)</w:t>
             </w:r>
           </w:p>
         </w:tc>
@@ -1142,7 +1373,32 @@
           </w:tcPr>
           <w:p>
             <w:r>
-              <w:t>reports_db</w:t>
+              <w:t>reports_db (not provisioned)</w:t>
+            </w:r>
+          </w:p>
+        </w:tc>
+      </w:tr>
+      <w:tr>
+        <w:tc>
+          <w:tcPr>
+            <w:tcW w:w="4320" w:type="dxa"/>
+          </w:tcPr>
+          <w:p>
+            <w:r>
+              <w:rPr>
+                <w:b/>
+              </w:rPr>
+              <w:t>Status</w:t>
+            </w:r>
+          </w:p>
+        </w:tc>
+        <w:tc>
+          <w:tcPr>
+            <w:tcW w:w="4320" w:type="dxa"/>
+          </w:tcPr>
+          <w:p>
+            <w:r>
+              <w:t>Planned — no code exists in services/; absent from docker-compose.yml</w:t>
             </w:r>
           </w:p>
         </w:tc>
@@ -1167,15 +1423,16 @@
           </w:tcPr>
           <w:p>
             <w:r>
-              <w:t>Kafka consumer that aggregates metrics for the admin portal. Consumes result.published events to build snapshots of pass rates, grade distributions, and enrolment counts. Exposes REST endpoints for the admin dashboard.</w:t>
+              <w:t>Would be a Kafka consumer aggregating metrics for an admin dashboard (pass rates, grade distributions, enrolment counts) from result.published events. Remains a design placeholder.</w:t>
             </w:r>
           </w:p>
         </w:tc>
       </w:tr>
     </w:tbl>
+    <w:p/>
     <w:p>
       <w:r>
-        <w:t>Key endpoints:</w:t>
+        <w:t>Designed (not implemented) endpoints:</w:t>
       </w:r>
     </w:p>
     <w:p>
@@ -1200,6 +1457,7 @@
         <w:pStyle w:val="Heading1"/>
       </w:pPr>
       <w:r>
+        <w:lastRenderedPageBreak/>
         <w:t>5. Technology Decisions</w:t>
       </w:r>
     </w:p>
@@ -1272,7 +1530,7 @@
           </w:tcPr>
           <w:p>
             <w:r>
-              <w:t>All Services</w:t>
+              <w:t>All 6 built services</w:t>
             </w:r>
           </w:p>
         </w:tc>
@@ -1282,7 +1540,7 @@
           </w:tcPr>
           <w:p>
             <w:r>
-              <w:t>A single language across all services eliminates context-switching. Express is minimal and well-understood, with a large ecosystem. Node's non-blocking I/O suits the service pattern of handling many concurrent HTTP or Kafka messages.</w:t>
+              <w:t>A single language across all services eliminates context-switching. Express is minimal and well-understood. Node's non-blocking I/O suits handling many concurrent HTTP or Kafka messages.</w:t>
             </w:r>
           </w:p>
         </w:tc>
@@ -1294,7 +1552,7 @@
           </w:tcPr>
           <w:p>
             <w:r>
-              <w:t>MongoDB + Mongoose ODM</w:t>
+              <w:t>MongoDB 7 + Mongoose ODM</w:t>
             </w:r>
           </w:p>
         </w:tc>
@@ -1304,7 +1562,7 @@
           </w:tcPr>
           <w:p>
             <w:r>
-              <w:t>All Services (one DB each)</w:t>
+              <w:t>All 6 built services (one logical DB each, single shared container)</w:t>
             </w:r>
           </w:p>
         </w:tc>
@@ -1314,11 +1572,7 @@
           </w:tcPr>
           <w:p>
             <w:r>
-              <w:t xml:space="preserve">MongoDB's document model suits the varied schemas of university data (student profiles, exam entries, PDF metadata). Mongoose provides schema validation at the application layer while retaining flexibility. See Section 6 (Database Strategy) for the database strategy </w:t>
-            </w:r>
-            <w:r>
-              <w:lastRenderedPageBreak/>
-              <w:t>justification.</w:t>
+              <w:t>MongoDB's document model suits the varied schemas of university data. Mongoose provides application-level schema validation while retaining flexibility. See Section 6.</w:t>
             </w:r>
           </w:p>
         </w:tc>
@@ -1330,8 +1584,7 @@
           </w:tcPr>
           <w:p>
             <w:r>
-              <w:lastRenderedPageBreak/>
-              <w:t>NGINX Reverse Proxy</w:t>
+              <w:t>NGINX (nginx:alpine)</w:t>
             </w:r>
           </w:p>
         </w:tc>
@@ -1341,7 +1594,7 @@
           </w:tcPr>
           <w:p>
             <w:r>
-              <w:t>Edge layer</w:t>
+              <w:t>Frontend only</w:t>
             </w:r>
           </w:p>
         </w:tc>
@@ -1351,7 +1604,7 @@
           </w:tcPr>
           <w:p>
             <w:r>
-              <w:t>Replaces a vendor API Gateway (Kong, AWS API Gateway). NGINX is free, lightweight, and performs path-based routing with no business logic. It reduces external attack surface by exposing only one host:port to clients.</w:t>
+              <w:t>Serves the static single-page frontend on port 8080. In the current build it does not perform API routing — see Section 8 for the corrected description; path-based API gateway routing remains a documented but unbuilt design goal.</w:t>
             </w:r>
           </w:p>
         </w:tc>
@@ -1373,7 +1626,7 @@
           </w:tcPr>
           <w:p>
             <w:r>
-              <w:t>All Services</w:t>
+              <w:t>All 6 built services</w:t>
             </w:r>
           </w:p>
         </w:tc>
@@ -1383,7 +1636,7 @@
           </w:tcPr>
           <w:p>
             <w:r>
-              <w:t>Stateless authentication — no shared session store required. Each service validates the JWT independently using a shared JWT_SECRET, avoiding a runtime dependency on Auth Service for every request.</w:t>
+              <w:t>Stateless authentication — no shared session store required. Each service validates the JWT independently using a shared JWT_SECRET. Tokens are signed for 7 days (see Section 9).</w:t>
             </w:r>
           </w:p>
         </w:tc>
@@ -1415,7 +1668,7 @@
           </w:tcPr>
           <w:p>
             <w:r>
-              <w:t>Promise-based HTTP client for synchronous cross-service REST calls. Used only where an immediate response is required (student verification, grade fetch).</w:t>
+              <w:t>Promise-based HTTP client for synchronous cross-service REST calls, used only where an immediate response is required (student verification, grade/profile fetch).</w:t>
             </w:r>
           </w:p>
         </w:tc>
@@ -1427,7 +1680,7 @@
           </w:tcPr>
           <w:p>
             <w:r>
-              <w:t>Kafka + kafkajs</w:t>
+              <w:t>Kafka 3.7 (KRaft mode) + kafkajs</w:t>
             </w:r>
           </w:p>
         </w:tc>
@@ -1437,7 +1690,7 @@
           </w:tcPr>
           <w:p>
             <w:r>
-              <w:t>Exam, Result, Student, Notification, Transcript, Reporting</w:t>
+              <w:t>Student, Exam, Result (producers); Notification (consumer)</w:t>
             </w:r>
           </w:p>
         </w:tc>
@@ -1447,7 +1700,11 @@
           </w:tcPr>
           <w:p>
             <w:r>
-              <w:t>kafkajs is a pure Node.js Kafka client. Async events decouple producers from consumers, enabling independent scaling and zero-downtime consumer additions.</w:t>
+              <w:t xml:space="preserve">kafkajs is a pure Node.js Kafka client. Running in KRaft mode removes the need for a separate Zookeeper container. Async events decouple producers from consumers. This is fully wired and running, not </w:t>
+            </w:r>
+            <w:r>
+              <w:lastRenderedPageBreak/>
+              <w:t>a design-only element.</w:t>
             </w:r>
           </w:p>
         </w:tc>
@@ -1459,6 +1716,7 @@
           </w:tcPr>
           <w:p>
             <w:r>
+              <w:lastRenderedPageBreak/>
               <w:t>Docker + docker-compose</w:t>
             </w:r>
           </w:p>
@@ -1479,7 +1737,7 @@
           </w:tcPr>
           <w:p>
             <w:r>
-              <w:t>Each service has a Dockerfile using node:20-alpine for minimal image size. docker-compose wires services, databases, and networking with one command, matching the architecture's service isolation in local development.</w:t>
+              <w:t>Each built service has a Dockerfile using node:20-alpine. docker-compose.yml wires all containers (MongoDB, Kafka, 6 services, frontend) with one command for local development.</w:t>
             </w:r>
           </w:p>
         </w:tc>
@@ -1496,10 +1754,7 @@
     </w:p>
     <w:p>
       <w:r>
-        <w:rPr>
-          <w:i/>
-        </w:rPr>
-        <w:t>Note: This section fulfils Deliverable Database Strategy, embedded here as permitted by the assignment brief to avoid duplication.</w:t>
+        <w:t>Note: This section fulfils Deliverable D6 (Database Strategy), embedded here as permitted by the assignment brief to avoid duplication.</w:t>
       </w:r>
     </w:p>
     <w:p>
@@ -1507,13 +1762,12 @@
         <w:pStyle w:val="Heading2"/>
       </w:pPr>
       <w:r>
-        <w:lastRenderedPageBreak/>
         <w:t>6.1  Decision: Database-per-Service</w:t>
       </w:r>
     </w:p>
     <w:p>
       <w:r>
-        <w:t>Each of the eight services owns exactly one MongoDB database, hosted on a shared MongoDB cluster (Atlas in production; Docker in development). No service is permitted to issue queries against another service's database — all cross-service data access must go through the owning service's API.</w:t>
+        <w:t>Each of the six built services owns exactly one logical MongoDB database, hosted on a single shared mongodb:7 container in the current Docker Compose setup (a managed cluster such as MongoDB Atlas would be the production equivalent). No service is permitted to issue queries against another service's database — all cross-service data access goes through the owning service's API. The database-per-service *pattern* is applied even though, in development, the databases are hosted on one physical MongoDB process rather than eight separate instances; logical isolation, not physical isolation, is the property being enforced.</w:t>
       </w:r>
     </w:p>
     <w:p>
@@ -1534,7 +1788,7 @@
         <w:pStyle w:val="ListBullet"/>
       </w:pPr>
       <w:r>
-        <w:t>Schema coupling: changes to a table/collection used by multiple services require coordinated deployments across those services, negating independent deployability.</w:t>
+        <w:t>Schema coupling: changes to a collection used by multiple services require coordinated deployments across those services, negating independent deployability.</w:t>
       </w:r>
     </w:p>
     <w:p>
@@ -1550,7 +1804,7 @@
         <w:pStyle w:val="ListBullet"/>
       </w:pPr>
       <w:r>
-        <w:t>Failure isolation: a misconfigured query in one service (e.g., a missing index on a large collection) can degrade database performance for all services.</w:t>
+        <w:t>Failure isolation: a misconfigured query in one service can degrade database performance for all services.</w:t>
       </w:r>
     </w:p>
     <w:p>
@@ -1576,14 +1830,15 @@
         <w:tblLook w:val="04A0" w:firstRow="1" w:lastRow="0" w:firstColumn="1" w:lastColumn="0" w:noHBand="0" w:noVBand="1"/>
       </w:tblPr>
       <w:tblGrid>
-        <w:gridCol w:w="2880"/>
-        <w:gridCol w:w="2880"/>
-        <w:gridCol w:w="2880"/>
+        <w:gridCol w:w="2092"/>
+        <w:gridCol w:w="2094"/>
+        <w:gridCol w:w="2606"/>
+        <w:gridCol w:w="2064"/>
       </w:tblGrid>
       <w:tr>
         <w:tc>
           <w:tcPr>
-            <w:tcW w:w="2880" w:type="dxa"/>
+            <w:tcW w:w="2160" w:type="dxa"/>
           </w:tcPr>
           <w:p>
             <w:r>
@@ -1596,7 +1851,7 @@
         </w:tc>
         <w:tc>
           <w:tcPr>
-            <w:tcW w:w="2880" w:type="dxa"/>
+            <w:tcW w:w="2160" w:type="dxa"/>
           </w:tcPr>
           <w:p>
             <w:r>
@@ -1609,7 +1864,7 @@
         </w:tc>
         <w:tc>
           <w:tcPr>
-            <w:tcW w:w="2880" w:type="dxa"/>
+            <w:tcW w:w="2160" w:type="dxa"/>
           </w:tcPr>
           <w:p>
             <w:r>
@@ -1620,11 +1875,24 @@
             </w:r>
           </w:p>
         </w:tc>
+        <w:tc>
+          <w:tcPr>
+            <w:tcW w:w="2160" w:type="dxa"/>
+          </w:tcPr>
+          <w:p>
+            <w:r>
+              <w:rPr>
+                <w:b/>
+              </w:rPr>
+              <w:t>Status</w:t>
+            </w:r>
+          </w:p>
+        </w:tc>
       </w:tr>
       <w:tr>
         <w:tc>
           <w:tcPr>
-            <w:tcW w:w="2880" w:type="dxa"/>
+            <w:tcW w:w="2160" w:type="dxa"/>
           </w:tcPr>
           <w:p>
             <w:r>
@@ -1634,7 +1902,7 @@
         </w:tc>
         <w:tc>
           <w:tcPr>
-            <w:tcW w:w="2880" w:type="dxa"/>
+            <w:tcW w:w="2160" w:type="dxa"/>
           </w:tcPr>
           <w:p>
             <w:r>
@@ -1644,11 +1912,21 @@
         </w:tc>
         <w:tc>
           <w:tcPr>
-            <w:tcW w:w="2880" w:type="dxa"/>
-          </w:tcPr>
-          <w:p>
-            <w:r>
-              <w:t>users, tokens</w:t>
+            <w:tcW w:w="2160" w:type="dxa"/>
+          </w:tcPr>
+          <w:p>
+            <w:r>
+              <w:t>User</w:t>
+            </w:r>
+          </w:p>
+        </w:tc>
+        <w:tc>
+          <w:tcPr>
+            <w:tcW w:w="2160" w:type="dxa"/>
+          </w:tcPr>
+          <w:p>
+            <w:r>
+              <w:t>Built</w:t>
             </w:r>
           </w:p>
         </w:tc>
@@ -1656,7 +1934,7 @@
       <w:tr>
         <w:tc>
           <w:tcPr>
-            <w:tcW w:w="2880" w:type="dxa"/>
+            <w:tcW w:w="2160" w:type="dxa"/>
           </w:tcPr>
           <w:p>
             <w:r>
@@ -1666,7 +1944,7 @@
         </w:tc>
         <w:tc>
           <w:tcPr>
-            <w:tcW w:w="2880" w:type="dxa"/>
+            <w:tcW w:w="2160" w:type="dxa"/>
           </w:tcPr>
           <w:p>
             <w:r>
@@ -1676,11 +1954,21 @@
         </w:tc>
         <w:tc>
           <w:tcPr>
-            <w:tcW w:w="2880" w:type="dxa"/>
-          </w:tcPr>
-          <w:p>
-            <w:r>
-              <w:t>students, enrolments</w:t>
+            <w:tcW w:w="2160" w:type="dxa"/>
+          </w:tcPr>
+          <w:p>
+            <w:r>
+              <w:t>Student, YearRegistration, SpecializationApplication</w:t>
+            </w:r>
+          </w:p>
+        </w:tc>
+        <w:tc>
+          <w:tcPr>
+            <w:tcW w:w="2160" w:type="dxa"/>
+          </w:tcPr>
+          <w:p>
+            <w:r>
+              <w:t>Built</w:t>
             </w:r>
           </w:p>
         </w:tc>
@@ -1688,7 +1976,7 @@
       <w:tr>
         <w:tc>
           <w:tcPr>
-            <w:tcW w:w="2880" w:type="dxa"/>
+            <w:tcW w:w="2160" w:type="dxa"/>
           </w:tcPr>
           <w:p>
             <w:r>
@@ -1698,7 +1986,7 @@
         </w:tc>
         <w:tc>
           <w:tcPr>
-            <w:tcW w:w="2880" w:type="dxa"/>
+            <w:tcW w:w="2160" w:type="dxa"/>
           </w:tcPr>
           <w:p>
             <w:r>
@@ -1708,11 +1996,21 @@
         </w:tc>
         <w:tc>
           <w:tcPr>
-            <w:tcW w:w="2880" w:type="dxa"/>
-          </w:tcPr>
-          <w:p>
-            <w:r>
-              <w:t>courses, modules</w:t>
+            <w:tcW w:w="2160" w:type="dxa"/>
+          </w:tcPr>
+          <w:p>
+            <w:r>
+              <w:t>Course, Module (designed only)</w:t>
+            </w:r>
+          </w:p>
+        </w:tc>
+        <w:tc>
+          <w:tcPr>
+            <w:tcW w:w="2160" w:type="dxa"/>
+          </w:tcPr>
+          <w:p>
+            <w:r>
+              <w:t>Planned</w:t>
             </w:r>
           </w:p>
         </w:tc>
@@ -1720,7 +2018,7 @@
       <w:tr>
         <w:tc>
           <w:tcPr>
-            <w:tcW w:w="2880" w:type="dxa"/>
+            <w:tcW w:w="2160" w:type="dxa"/>
           </w:tcPr>
           <w:p>
             <w:r>
@@ -1730,7 +2028,7 @@
         </w:tc>
         <w:tc>
           <w:tcPr>
-            <w:tcW w:w="2880" w:type="dxa"/>
+            <w:tcW w:w="2160" w:type="dxa"/>
           </w:tcPr>
           <w:p>
             <w:r>
@@ -1740,11 +2038,21 @@
         </w:tc>
         <w:tc>
           <w:tcPr>
-            <w:tcW w:w="2880" w:type="dxa"/>
-          </w:tcPr>
-          <w:p>
-            <w:r>
-              <w:t>exams, entries</w:t>
+            <w:tcW w:w="2160" w:type="dxa"/>
+          </w:tcPr>
+          <w:p>
+            <w:r>
+              <w:t>Exam, Entry</w:t>
+            </w:r>
+          </w:p>
+        </w:tc>
+        <w:tc>
+          <w:tcPr>
+            <w:tcW w:w="2160" w:type="dxa"/>
+          </w:tcPr>
+          <w:p>
+            <w:r>
+              <w:t>Built</w:t>
             </w:r>
           </w:p>
         </w:tc>
@@ -1752,17 +2060,18 @@
       <w:tr>
         <w:tc>
           <w:tcPr>
-            <w:tcW w:w="2880" w:type="dxa"/>
-          </w:tcPr>
-          <w:p>
-            <w:r>
+            <w:tcW w:w="2160" w:type="dxa"/>
+          </w:tcPr>
+          <w:p>
+            <w:r>
+              <w:lastRenderedPageBreak/>
               <w:t>Result Service</w:t>
             </w:r>
           </w:p>
         </w:tc>
         <w:tc>
           <w:tcPr>
-            <w:tcW w:w="2880" w:type="dxa"/>
+            <w:tcW w:w="2160" w:type="dxa"/>
           </w:tcPr>
           <w:p>
             <w:r>
@@ -1772,11 +2081,21 @@
         </w:tc>
         <w:tc>
           <w:tcPr>
-            <w:tcW w:w="2880" w:type="dxa"/>
-          </w:tcPr>
-          <w:p>
-            <w:r>
-              <w:t>results, grades</w:t>
+            <w:tcW w:w="2160" w:type="dxa"/>
+          </w:tcPr>
+          <w:p>
+            <w:r>
+              <w:t>Result, GPA</w:t>
+            </w:r>
+          </w:p>
+        </w:tc>
+        <w:tc>
+          <w:tcPr>
+            <w:tcW w:w="2160" w:type="dxa"/>
+          </w:tcPr>
+          <w:p>
+            <w:r>
+              <w:t>Built</w:t>
             </w:r>
           </w:p>
         </w:tc>
@@ -1784,7 +2103,7 @@
       <w:tr>
         <w:tc>
           <w:tcPr>
-            <w:tcW w:w="2880" w:type="dxa"/>
+            <w:tcW w:w="2160" w:type="dxa"/>
           </w:tcPr>
           <w:p>
             <w:r>
@@ -1794,21 +2113,31 @@
         </w:tc>
         <w:tc>
           <w:tcPr>
-            <w:tcW w:w="2880" w:type="dxa"/>
-          </w:tcPr>
-          <w:p>
-            <w:r>
-              <w:t>transcripts_db</w:t>
-            </w:r>
-          </w:p>
-        </w:tc>
-        <w:tc>
-          <w:tcPr>
-            <w:tcW w:w="2880" w:type="dxa"/>
-          </w:tcPr>
-          <w:p>
-            <w:r>
-              <w:t>transcripts (PDF metadata)</w:t>
+            <w:tcW w:w="2160" w:type="dxa"/>
+          </w:tcPr>
+          <w:p>
+            <w:r>
+              <w:t>— (none)</w:t>
+            </w:r>
+          </w:p>
+        </w:tc>
+        <w:tc>
+          <w:tcPr>
+            <w:tcW w:w="2160" w:type="dxa"/>
+          </w:tcPr>
+          <w:p>
+            <w:r>
+              <w:t>No owned collections — aggregates via REST</w:t>
+            </w:r>
+          </w:p>
+        </w:tc>
+        <w:tc>
+          <w:tcPr>
+            <w:tcW w:w="2160" w:type="dxa"/>
+          </w:tcPr>
+          <w:p>
+            <w:r>
+              <w:t>Built</w:t>
             </w:r>
           </w:p>
         </w:tc>
@@ -1816,7 +2145,7 @@
       <w:tr>
         <w:tc>
           <w:tcPr>
-            <w:tcW w:w="2880" w:type="dxa"/>
+            <w:tcW w:w="2160" w:type="dxa"/>
           </w:tcPr>
           <w:p>
             <w:r>
@@ -1826,7 +2155,7 @@
         </w:tc>
         <w:tc>
           <w:tcPr>
-            <w:tcW w:w="2880" w:type="dxa"/>
+            <w:tcW w:w="2160" w:type="dxa"/>
           </w:tcPr>
           <w:p>
             <w:r>
@@ -1836,22 +2165,29 @@
         </w:tc>
         <w:tc>
           <w:tcPr>
-            <w:tcW w:w="2880" w:type="dxa"/>
-          </w:tcPr>
-          <w:p>
-            <w:r>
-              <w:t>notifications (audit log)</w:t>
+            <w:tcW w:w="2160" w:type="dxa"/>
+          </w:tcPr>
+          <w:p>
+            <w:r>
+              <w:t>NotificationLog</w:t>
+            </w:r>
+          </w:p>
+        </w:tc>
+        <w:tc>
+          <w:tcPr>
+            <w:tcW w:w="2160" w:type="dxa"/>
+          </w:tcPr>
+          <w:p>
+            <w:r>
+              <w:t>Built</w:t>
             </w:r>
           </w:p>
         </w:tc>
       </w:tr>
       <w:tr>
-        <w:trPr>
-          <w:trHeight w:val="417"/>
-        </w:trPr>
-        <w:tc>
-          <w:tcPr>
-            <w:tcW w:w="2880" w:type="dxa"/>
+        <w:tc>
+          <w:tcPr>
+            <w:tcW w:w="2160" w:type="dxa"/>
           </w:tcPr>
           <w:p>
             <w:r>
@@ -1861,7 +2197,7 @@
         </w:tc>
         <w:tc>
           <w:tcPr>
-            <w:tcW w:w="2880" w:type="dxa"/>
+            <w:tcW w:w="2160" w:type="dxa"/>
           </w:tcPr>
           <w:p>
             <w:r>
@@ -1871,11 +2207,21 @@
         </w:tc>
         <w:tc>
           <w:tcPr>
-            <w:tcW w:w="2880" w:type="dxa"/>
-          </w:tcPr>
-          <w:p>
-            <w:r>
-              <w:t>snapshots, metrics</w:t>
+            <w:tcW w:w="2160" w:type="dxa"/>
+          </w:tcPr>
+          <w:p>
+            <w:r>
+              <w:t>Snapshot, Metric (designed only)</w:t>
+            </w:r>
+          </w:p>
+        </w:tc>
+        <w:tc>
+          <w:tcPr>
+            <w:tcW w:w="2160" w:type="dxa"/>
+          </w:tcPr>
+          <w:p>
+            <w:r>
+              <w:t>Planned</w:t>
             </w:r>
           </w:p>
         </w:tc>
@@ -1900,7 +2246,7 @@
         <w:pStyle w:val="ListBullet"/>
       </w:pPr>
       <w:r>
-        <w:t>Schema flexibility: different services have vastly different data shapes. MongoDB's document model avoids the overhead of schema migrations during iterative development.</w:t>
+        <w:t>Schema flexibility: different services have vastly different data shapes (e.g. Student's 35+ optional fields). MongoDB's document model avoids migration overhead during iterative development.</w:t>
       </w:r>
     </w:p>
     <w:p>
@@ -1908,7 +2254,7 @@
         <w:pStyle w:val="ListBullet"/>
       </w:pPr>
       <w:r>
-        <w:t>Mongoose ODM: provides schema validation, middleware hooks (pre-save, post-save), and a familiar query API in Node.js, giving the benefits of structure without rigid SQL schemas.</w:t>
+        <w:t>Mongoose ODM: provides schema validation, middleware hooks (pre-save, post-save — used for automatic grade-to-points computation in Result Service), and a familiar query API in Node.js.</w:t>
       </w:r>
     </w:p>
     <w:p>
@@ -1916,7 +2262,7 @@
         <w:pStyle w:val="ListBullet"/>
       </w:pPr>
       <w:r>
-        <w:t>Single cluster, isolated databases: a MongoDB cluster natively supports multiple databases, enabling the database-per-service pattern without provisioning separate database servers.</w:t>
+        <w:t>Single cluster, isolated databases: a MongoDB instance natively supports multiple logical databases, enabling the database-per-service pattern without provisioning separate database servers.</w:t>
       </w:r>
     </w:p>
     <w:p>
@@ -1924,8 +2270,7 @@
         <w:pStyle w:val="ListBullet"/>
       </w:pPr>
       <w:r>
-        <w:lastRenderedPageBreak/>
-        <w:t>Consistency with the team's existing stack: all services are Node.js; MongoDB is the most natural fit in the MERN/MEAN ecosystem.</w:t>
+        <w:t>Consistency with the team's existing stack: all services are Node.js; MongoDB is the natural fit in the MERN/MEAN ecosystem.</w:t>
       </w:r>
     </w:p>
     <w:p>
@@ -1956,10 +2301,10 @@
         <w:tblLook w:val="04A0" w:firstRow="1" w:lastRow="0" w:firstColumn="1" w:lastColumn="0" w:noHBand="0" w:noVBand="1"/>
       </w:tblPr>
       <w:tblGrid>
-        <w:gridCol w:w="2140"/>
-        <w:gridCol w:w="2134"/>
-        <w:gridCol w:w="2442"/>
-        <w:gridCol w:w="2140"/>
+        <w:gridCol w:w="2006"/>
+        <w:gridCol w:w="1964"/>
+        <w:gridCol w:w="2889"/>
+        <w:gridCol w:w="1997"/>
       </w:tblGrid>
       <w:tr>
         <w:tc>
@@ -2052,7 +2397,7 @@
           </w:tcPr>
           <w:p>
             <w:r>
-              <w:t>Before creating an exam entry — verifies student exists</w:t>
+              <w:t>Before creating an exam entry — verifies the student exists</w:t>
             </w:r>
           </w:p>
         </w:tc>
@@ -2074,6 +2419,48 @@
           </w:tcPr>
           <w:p>
             <w:r>
+              <w:t>Student Service</w:t>
+            </w:r>
+          </w:p>
+        </w:tc>
+        <w:tc>
+          <w:tcPr>
+            <w:tcW w:w="2160" w:type="dxa"/>
+          </w:tcPr>
+          <w:p>
+            <w:r>
+              <w:t>GET /api/students/:id</w:t>
+            </w:r>
+          </w:p>
+        </w:tc>
+        <w:tc>
+          <w:tcPr>
+            <w:tcW w:w="2160" w:type="dxa"/>
+          </w:tcPr>
+          <w:p>
+            <w:r>
+              <w:t>When building a transcript — fetches student profile</w:t>
+            </w:r>
+          </w:p>
+        </w:tc>
+      </w:tr>
+      <w:tr>
+        <w:tc>
+          <w:tcPr>
+            <w:tcW w:w="2160" w:type="dxa"/>
+          </w:tcPr>
+          <w:p>
+            <w:r>
+              <w:t>Transcript Service</w:t>
+            </w:r>
+          </w:p>
+        </w:tc>
+        <w:tc>
+          <w:tcPr>
+            <w:tcW w:w="2160" w:type="dxa"/>
+          </w:tcPr>
+          <w:p>
+            <w:r>
               <w:t>Result Service</w:t>
             </w:r>
           </w:p>
@@ -2084,7 +2471,7 @@
           </w:tcPr>
           <w:p>
             <w:r>
-              <w:t>GET /api/results/:studentId</w:t>
+              <w:t>GET /api/results?... and GET /api/results/gpa/:studentId</w:t>
             </w:r>
           </w:p>
         </w:tc>
@@ -2094,7 +2481,7 @@
           </w:tcPr>
           <w:p>
             <w:r>
-              <w:t>When generating a PDF transcript on demand</w:t>
+              <w:t>When building a transcript — fetches results and GPA</w:t>
             </w:r>
           </w:p>
         </w:tc>
@@ -2106,18 +2493,253 @@
         <w:pStyle w:val="Heading2"/>
       </w:pPr>
       <w:r>
+        <w:lastRenderedPageBreak/>
         <w:t>7.2  Asynchronous Kafka Events</w:t>
       </w:r>
     </w:p>
     <w:p>
       <w:r>
-        <w:t>Used for state propagation that does not require an immediate response. The producer emits an event and continues; consumers process it independently. This achieves loose coupling and allows the system to remain operational if a consumer is temporarily down (Kafka retains the event until the consumer catches up).</w:t>
+        <w:t>Used for state propagation that does not require an immediate response. This is fully implemented and running against Apache Kafka 3.7 in KRaft mode — producers are fail-silent (a service stays up and simply skips publishing if Kafka is unreachable), and the Notification Service consumer retries topic subscription every 10 seconds until topics are auto-created by the first publish.</w:t>
       </w:r>
     </w:p>
+    <w:tbl>
+      <w:tblPr>
+        <w:tblStyle w:val="TableGrid"/>
+        <w:tblW w:w="0" w:type="auto"/>
+        <w:tblLook w:val="04A0" w:firstRow="1" w:lastRow="0" w:firstColumn="1" w:lastColumn="0" w:noHBand="0" w:noVBand="1"/>
+      </w:tblPr>
+      <w:tblGrid>
+        <w:gridCol w:w="1985"/>
+        <w:gridCol w:w="1745"/>
+        <w:gridCol w:w="1822"/>
+        <w:gridCol w:w="3304"/>
+      </w:tblGrid>
+      <w:tr>
+        <w:tc>
+          <w:tcPr>
+            <w:tcW w:w="2160" w:type="dxa"/>
+          </w:tcPr>
+          <w:p>
+            <w:r>
+              <w:rPr>
+                <w:b/>
+              </w:rPr>
+              <w:t>Event</w:t>
+            </w:r>
+          </w:p>
+        </w:tc>
+        <w:tc>
+          <w:tcPr>
+            <w:tcW w:w="2160" w:type="dxa"/>
+          </w:tcPr>
+          <w:p>
+            <w:r>
+              <w:rPr>
+                <w:b/>
+              </w:rPr>
+              <w:t>Producer</w:t>
+            </w:r>
+          </w:p>
+        </w:tc>
+        <w:tc>
+          <w:tcPr>
+            <w:tcW w:w="2160" w:type="dxa"/>
+          </w:tcPr>
+          <w:p>
+            <w:r>
+              <w:rPr>
+                <w:b/>
+              </w:rPr>
+              <w:t>Consumers</w:t>
+            </w:r>
+          </w:p>
+        </w:tc>
+        <w:tc>
+          <w:tcPr>
+            <w:tcW w:w="2160" w:type="dxa"/>
+          </w:tcPr>
+          <w:p>
+            <w:r>
+              <w:rPr>
+                <w:b/>
+              </w:rPr>
+              <w:t>Trigger</w:t>
+            </w:r>
+          </w:p>
+        </w:tc>
+      </w:tr>
+      <w:tr>
+        <w:tc>
+          <w:tcPr>
+            <w:tcW w:w="2160" w:type="dxa"/>
+          </w:tcPr>
+          <w:p>
+            <w:r>
+              <w:t>student.created</w:t>
+            </w:r>
+          </w:p>
+        </w:tc>
+        <w:tc>
+          <w:tcPr>
+            <w:tcW w:w="2160" w:type="dxa"/>
+          </w:tcPr>
+          <w:p>
+            <w:r>
+              <w:t>Student Service</w:t>
+            </w:r>
+          </w:p>
+        </w:tc>
+        <w:tc>
+          <w:tcPr>
+            <w:tcW w:w="2160" w:type="dxa"/>
+          </w:tcPr>
+          <w:p>
+            <w:r>
+              <w:t>Notification Service</w:t>
+            </w:r>
+          </w:p>
+        </w:tc>
+        <w:tc>
+          <w:tcPr>
+            <w:tcW w:w="2160" w:type="dxa"/>
+          </w:tcPr>
+          <w:p>
+            <w:r>
+              <w:t>Successful POST /api/students</w:t>
+            </w:r>
+          </w:p>
+        </w:tc>
+      </w:tr>
+      <w:tr>
+        <w:tc>
+          <w:tcPr>
+            <w:tcW w:w="2160" w:type="dxa"/>
+          </w:tcPr>
+          <w:p>
+            <w:r>
+              <w:t>exam.registered</w:t>
+            </w:r>
+          </w:p>
+        </w:tc>
+        <w:tc>
+          <w:tcPr>
+            <w:tcW w:w="2160" w:type="dxa"/>
+          </w:tcPr>
+          <w:p>
+            <w:r>
+              <w:t>Exam Service</w:t>
+            </w:r>
+          </w:p>
+        </w:tc>
+        <w:tc>
+          <w:tcPr>
+            <w:tcW w:w="2160" w:type="dxa"/>
+          </w:tcPr>
+          <w:p>
+            <w:r>
+              <w:t>Notification Service</w:t>
+            </w:r>
+          </w:p>
+        </w:tc>
+        <w:tc>
+          <w:tcPr>
+            <w:tcW w:w="2160" w:type="dxa"/>
+          </w:tcPr>
+          <w:p>
+            <w:r>
+              <w:t>Successful POST /api/exams/:id/entries</w:t>
+            </w:r>
+          </w:p>
+        </w:tc>
+      </w:tr>
+      <w:tr>
+        <w:tc>
+          <w:tcPr>
+            <w:tcW w:w="2160" w:type="dxa"/>
+          </w:tcPr>
+          <w:p>
+            <w:r>
+              <w:t>result.published</w:t>
+            </w:r>
+          </w:p>
+        </w:tc>
+        <w:tc>
+          <w:tcPr>
+            <w:tcW w:w="2160" w:type="dxa"/>
+          </w:tcPr>
+          <w:p>
+            <w:r>
+              <w:t>Result Service</w:t>
+            </w:r>
+          </w:p>
+        </w:tc>
+        <w:tc>
+          <w:tcPr>
+            <w:tcW w:w="2160" w:type="dxa"/>
+          </w:tcPr>
+          <w:p>
+            <w:r>
+              <w:t>Notification Service</w:t>
+            </w:r>
+          </w:p>
+        </w:tc>
+        <w:tc>
+          <w:tcPr>
+            <w:tcW w:w="2160" w:type="dxa"/>
+          </w:tcPr>
+          <w:p>
+            <w:r>
+              <w:t>PATCH /api/results/gpa/:gpaId/finalize</w:t>
+            </w:r>
+          </w:p>
+        </w:tc>
+      </w:tr>
+    </w:tbl>
     <w:p/>
-    <w:p/>
-    <w:p/>
-    <w:p/>
+    <w:p>
+      <w:r>
+        <w:t>Note: Reporting Service and Transcript Service are not currently Kafka consumers of result.published — only Notification Service consumes all three topics in the built system. A future Reporting Service would be a natural fourth consumer of result.published.</w:t>
+      </w:r>
+    </w:p>
+    <w:p>
+      <w:pPr>
+        <w:pStyle w:val="Heading1"/>
+      </w:pPr>
+      <w:r>
+        <w:t>8. Network Layer — Actual vs. Designed Routing</w:t>
+      </w:r>
+    </w:p>
+    <w:p>
+      <w:pPr>
+        <w:pStyle w:val="Heading2"/>
+      </w:pPr>
+      <w:r>
+        <w:t>8.1  As-Built: Direct Service Ports (Current State)</w:t>
+      </w:r>
+    </w:p>
+    <w:p>
+      <w:r>
+        <w:t>In the current build, NGINX (nginx:alpine, docker-compose service "frontend") serves only the static single-page frontend on port 8080 and performs no API routing — its nginx.conf contains a single location block with try_files for the SPA and a caching rule for JS/CSS. There is no path-based reverse proxy in front of the backend services.</w:t>
+      </w:r>
+    </w:p>
+    <w:p>
+      <w:r>
+        <w:t>Each of the six built services publishes its port directly to the host via docker-compose.yml (3007, 3001, 3003, 3004, 3005, 3006), and the frontend JavaScript (frontend/js/app.js) calls each service directly at http://localhost:&lt;port&gt; rather than through a shared gateway path. This means the "NGINX is the sole external entry point" and "service ports are not exposed to the public network" claims made in earlier drafts of this document and in Benefits &amp; Risks §3.6 do not hold for the current build and should be read as a stated production goal, not a description of the running system.</w:t>
+      </w:r>
+    </w:p>
+    <w:p>
+      <w:pPr>
+        <w:pStyle w:val="Heading2"/>
+      </w:pPr>
+      <w:r>
+        <w:t>8.2  Designed: Path-Based API Gateway (Not Yet Implemented)</w:t>
+      </w:r>
+    </w:p>
+    <w:p>
+      <w:r>
+        <w:t>The table below is the original design intent for NGINX as a true API gateway. It has not been implemented — it is retained here as the target design for a future iteration.</w:t>
+      </w:r>
+    </w:p>
     <w:tbl>
       <w:tblPr>
         <w:tblStyle w:val="TableGrid"/>
@@ -2140,220 +2762,13 @@
               <w:rPr>
                 <w:b/>
               </w:rPr>
-              <w:t>Event</w:t>
+              <w:t>Path Prefix</w:t>
             </w:r>
           </w:p>
         </w:tc>
         <w:tc>
           <w:tcPr>
             <w:tcW w:w="2160" w:type="dxa"/>
-          </w:tcPr>
-          <w:p>
-            <w:r>
-              <w:rPr>
-                <w:b/>
-              </w:rPr>
-              <w:t>Producer</w:t>
-            </w:r>
-          </w:p>
-        </w:tc>
-        <w:tc>
-          <w:tcPr>
-            <w:tcW w:w="2160" w:type="dxa"/>
-          </w:tcPr>
-          <w:p>
-            <w:r>
-              <w:rPr>
-                <w:b/>
-              </w:rPr>
-              <w:t>Consumers</w:t>
-            </w:r>
-          </w:p>
-        </w:tc>
-        <w:tc>
-          <w:tcPr>
-            <w:tcW w:w="2160" w:type="dxa"/>
-          </w:tcPr>
-          <w:p>
-            <w:r>
-              <w:rPr>
-                <w:b/>
-              </w:rPr>
-              <w:t>Trigger</w:t>
-            </w:r>
-          </w:p>
-        </w:tc>
-      </w:tr>
-      <w:tr>
-        <w:tc>
-          <w:tcPr>
-            <w:tcW w:w="2160" w:type="dxa"/>
-          </w:tcPr>
-          <w:p>
-            <w:r>
-              <w:t>student.created</w:t>
-            </w:r>
-          </w:p>
-        </w:tc>
-        <w:tc>
-          <w:tcPr>
-            <w:tcW w:w="2160" w:type="dxa"/>
-          </w:tcPr>
-          <w:p>
-            <w:r>
-              <w:t>Student Service</w:t>
-            </w:r>
-          </w:p>
-        </w:tc>
-        <w:tc>
-          <w:tcPr>
-            <w:tcW w:w="2160" w:type="dxa"/>
-          </w:tcPr>
-          <w:p>
-            <w:r>
-              <w:t>Notification Service</w:t>
-            </w:r>
-          </w:p>
-        </w:tc>
-        <w:tc>
-          <w:tcPr>
-            <w:tcW w:w="2160" w:type="dxa"/>
-          </w:tcPr>
-          <w:p>
-            <w:r>
-              <w:t>New student registered</w:t>
-            </w:r>
-          </w:p>
-        </w:tc>
-      </w:tr>
-      <w:tr>
-        <w:tc>
-          <w:tcPr>
-            <w:tcW w:w="2160" w:type="dxa"/>
-          </w:tcPr>
-          <w:p>
-            <w:r>
-              <w:t>exam.registered</w:t>
-            </w:r>
-          </w:p>
-        </w:tc>
-        <w:tc>
-          <w:tcPr>
-            <w:tcW w:w="2160" w:type="dxa"/>
-          </w:tcPr>
-          <w:p>
-            <w:r>
-              <w:t>Exam Service</w:t>
-            </w:r>
-          </w:p>
-        </w:tc>
-        <w:tc>
-          <w:tcPr>
-            <w:tcW w:w="2160" w:type="dxa"/>
-          </w:tcPr>
-          <w:p>
-            <w:r>
-              <w:t>Notification Service</w:t>
-            </w:r>
-          </w:p>
-        </w:tc>
-        <w:tc>
-          <w:tcPr>
-            <w:tcW w:w="2160" w:type="dxa"/>
-          </w:tcPr>
-          <w:p>
-            <w:r>
-              <w:t>Student enrolled in exam</w:t>
-            </w:r>
-          </w:p>
-        </w:tc>
-      </w:tr>
-      <w:tr>
-        <w:tc>
-          <w:tcPr>
-            <w:tcW w:w="2160" w:type="dxa"/>
-          </w:tcPr>
-          <w:p>
-            <w:r>
-              <w:t>result.published</w:t>
-            </w:r>
-          </w:p>
-        </w:tc>
-        <w:tc>
-          <w:tcPr>
-            <w:tcW w:w="2160" w:type="dxa"/>
-          </w:tcPr>
-          <w:p>
-            <w:r>
-              <w:t>Result Service</w:t>
-            </w:r>
-          </w:p>
-        </w:tc>
-        <w:tc>
-          <w:tcPr>
-            <w:tcW w:w="2160" w:type="dxa"/>
-          </w:tcPr>
-          <w:p>
-            <w:r>
-              <w:t>Notification Svc, Reporting Svc, Transcript Svc</w:t>
-            </w:r>
-          </w:p>
-        </w:tc>
-        <w:tc>
-          <w:tcPr>
-            <w:tcW w:w="2160" w:type="dxa"/>
-          </w:tcPr>
-          <w:p>
-            <w:r>
-              <w:t>Exam result finalised</w:t>
-            </w:r>
-          </w:p>
-        </w:tc>
-      </w:tr>
-    </w:tbl>
-    <w:p/>
-    <w:p>
-      <w:pPr>
-        <w:pStyle w:val="Heading1"/>
-      </w:pPr>
-      <w:r>
-        <w:lastRenderedPageBreak/>
-        <w:t>8. NGINX Reverse Proxy Routing</w:t>
-      </w:r>
-    </w:p>
-    <w:p>
-      <w:r>
-        <w:t>NGINX acts as the sole external entry point. It routes requests by URL path prefix to the appropriate internal service. It does not perform authentication, rate limiting, or transformation — those are handled inside each service.</w:t>
-      </w:r>
-    </w:p>
-    <w:tbl>
-      <w:tblPr>
-        <w:tblStyle w:val="TableGrid"/>
-        <w:tblW w:w="0" w:type="auto"/>
-        <w:tblLook w:val="04A0" w:firstRow="1" w:lastRow="0" w:firstColumn="1" w:lastColumn="0" w:noHBand="0" w:noVBand="1"/>
-      </w:tblPr>
-      <w:tblGrid>
-        <w:gridCol w:w="2880"/>
-        <w:gridCol w:w="2880"/>
-        <w:gridCol w:w="2880"/>
-      </w:tblGrid>
-      <w:tr>
-        <w:tc>
-          <w:tcPr>
-            <w:tcW w:w="2880" w:type="dxa"/>
-          </w:tcPr>
-          <w:p>
-            <w:r>
-              <w:rPr>
-                <w:b/>
-              </w:rPr>
-              <w:t>Path Prefix</w:t>
-            </w:r>
-          </w:p>
-        </w:tc>
-        <w:tc>
-          <w:tcPr>
-            <w:tcW w:w="2880" w:type="dxa"/>
           </w:tcPr>
           <w:p>
             <w:r>
@@ -2366,7 +2781,7 @@
         </w:tc>
         <w:tc>
           <w:tcPr>
-            <w:tcW w:w="2880" w:type="dxa"/>
+            <w:tcW w:w="2160" w:type="dxa"/>
           </w:tcPr>
           <w:p>
             <w:r>
@@ -2377,11 +2792,24 @@
             </w:r>
           </w:p>
         </w:tc>
+        <w:tc>
+          <w:tcPr>
+            <w:tcW w:w="2160" w:type="dxa"/>
+          </w:tcPr>
+          <w:p>
+            <w:r>
+              <w:rPr>
+                <w:b/>
+              </w:rPr>
+              <w:t>Status</w:t>
+            </w:r>
+          </w:p>
+        </w:tc>
       </w:tr>
       <w:tr>
         <w:tc>
           <w:tcPr>
-            <w:tcW w:w="2880" w:type="dxa"/>
+            <w:tcW w:w="2160" w:type="dxa"/>
           </w:tcPr>
           <w:p>
             <w:r>
@@ -2391,7 +2819,7 @@
         </w:tc>
         <w:tc>
           <w:tcPr>
-            <w:tcW w:w="2880" w:type="dxa"/>
+            <w:tcW w:w="2160" w:type="dxa"/>
           </w:tcPr>
           <w:p>
             <w:r>
@@ -2401,11 +2829,21 @@
         </w:tc>
         <w:tc>
           <w:tcPr>
-            <w:tcW w:w="2880" w:type="dxa"/>
+            <w:tcW w:w="2160" w:type="dxa"/>
           </w:tcPr>
           <w:p>
             <w:r>
               <w:t>3007</w:t>
+            </w:r>
+          </w:p>
+        </w:tc>
+        <w:tc>
+          <w:tcPr>
+            <w:tcW w:w="2160" w:type="dxa"/>
+          </w:tcPr>
+          <w:p>
+            <w:r>
+              <w:t>Designed, not routed via NGINX</w:t>
             </w:r>
           </w:p>
         </w:tc>
@@ -2413,7 +2851,7 @@
       <w:tr>
         <w:tc>
           <w:tcPr>
-            <w:tcW w:w="2880" w:type="dxa"/>
+            <w:tcW w:w="2160" w:type="dxa"/>
           </w:tcPr>
           <w:p>
             <w:r>
@@ -2423,7 +2861,7 @@
         </w:tc>
         <w:tc>
           <w:tcPr>
-            <w:tcW w:w="2880" w:type="dxa"/>
+            <w:tcW w:w="2160" w:type="dxa"/>
           </w:tcPr>
           <w:p>
             <w:r>
@@ -2433,11 +2871,21 @@
         </w:tc>
         <w:tc>
           <w:tcPr>
-            <w:tcW w:w="2880" w:type="dxa"/>
+            <w:tcW w:w="2160" w:type="dxa"/>
           </w:tcPr>
           <w:p>
             <w:r>
               <w:t>3001</w:t>
+            </w:r>
+          </w:p>
+        </w:tc>
+        <w:tc>
+          <w:tcPr>
+            <w:tcW w:w="2160" w:type="dxa"/>
+          </w:tcPr>
+          <w:p>
+            <w:r>
+              <w:t>Designed, not routed via NGINX</w:t>
             </w:r>
           </w:p>
         </w:tc>
@@ -2445,17 +2893,18 @@
       <w:tr>
         <w:tc>
           <w:tcPr>
-            <w:tcW w:w="2880" w:type="dxa"/>
-          </w:tcPr>
-          <w:p>
-            <w:r>
+            <w:tcW w:w="2160" w:type="dxa"/>
+          </w:tcPr>
+          <w:p>
+            <w:r>
+              <w:lastRenderedPageBreak/>
               <w:t>/api/courses</w:t>
             </w:r>
           </w:p>
         </w:tc>
         <w:tc>
           <w:tcPr>
-            <w:tcW w:w="2880" w:type="dxa"/>
+            <w:tcW w:w="2160" w:type="dxa"/>
           </w:tcPr>
           <w:p>
             <w:r>
@@ -2465,11 +2914,21 @@
         </w:tc>
         <w:tc>
           <w:tcPr>
-            <w:tcW w:w="2880" w:type="dxa"/>
+            <w:tcW w:w="2160" w:type="dxa"/>
           </w:tcPr>
           <w:p>
             <w:r>
               <w:t>3002</w:t>
+            </w:r>
+          </w:p>
+        </w:tc>
+        <w:tc>
+          <w:tcPr>
+            <w:tcW w:w="2160" w:type="dxa"/>
+          </w:tcPr>
+          <w:p>
+            <w:r>
+              <w:t>Designed; service itself not built</w:t>
             </w:r>
           </w:p>
         </w:tc>
@@ -2477,7 +2936,7 @@
       <w:tr>
         <w:tc>
           <w:tcPr>
-            <w:tcW w:w="2880" w:type="dxa"/>
+            <w:tcW w:w="2160" w:type="dxa"/>
           </w:tcPr>
           <w:p>
             <w:r>
@@ -2487,7 +2946,7 @@
         </w:tc>
         <w:tc>
           <w:tcPr>
-            <w:tcW w:w="2880" w:type="dxa"/>
+            <w:tcW w:w="2160" w:type="dxa"/>
           </w:tcPr>
           <w:p>
             <w:r>
@@ -2497,11 +2956,21 @@
         </w:tc>
         <w:tc>
           <w:tcPr>
-            <w:tcW w:w="2880" w:type="dxa"/>
+            <w:tcW w:w="2160" w:type="dxa"/>
           </w:tcPr>
           <w:p>
             <w:r>
               <w:t>3003</w:t>
+            </w:r>
+          </w:p>
+        </w:tc>
+        <w:tc>
+          <w:tcPr>
+            <w:tcW w:w="2160" w:type="dxa"/>
+          </w:tcPr>
+          <w:p>
+            <w:r>
+              <w:t>Designed, not routed via NGINX</w:t>
             </w:r>
           </w:p>
         </w:tc>
@@ -2509,7 +2978,7 @@
       <w:tr>
         <w:tc>
           <w:tcPr>
-            <w:tcW w:w="2880" w:type="dxa"/>
+            <w:tcW w:w="2160" w:type="dxa"/>
           </w:tcPr>
           <w:p>
             <w:r>
@@ -2519,7 +2988,7 @@
         </w:tc>
         <w:tc>
           <w:tcPr>
-            <w:tcW w:w="2880" w:type="dxa"/>
+            <w:tcW w:w="2160" w:type="dxa"/>
           </w:tcPr>
           <w:p>
             <w:r>
@@ -2529,11 +2998,21 @@
         </w:tc>
         <w:tc>
           <w:tcPr>
-            <w:tcW w:w="2880" w:type="dxa"/>
+            <w:tcW w:w="2160" w:type="dxa"/>
           </w:tcPr>
           <w:p>
             <w:r>
               <w:t>3004</w:t>
+            </w:r>
+          </w:p>
+        </w:tc>
+        <w:tc>
+          <w:tcPr>
+            <w:tcW w:w="2160" w:type="dxa"/>
+          </w:tcPr>
+          <w:p>
+            <w:r>
+              <w:t>Designed, not routed via NGINX</w:t>
             </w:r>
           </w:p>
         </w:tc>
@@ -2541,7 +3020,7 @@
       <w:tr>
         <w:tc>
           <w:tcPr>
-            <w:tcW w:w="2880" w:type="dxa"/>
+            <w:tcW w:w="2160" w:type="dxa"/>
           </w:tcPr>
           <w:p>
             <w:r>
@@ -2551,7 +3030,7 @@
         </w:tc>
         <w:tc>
           <w:tcPr>
-            <w:tcW w:w="2880" w:type="dxa"/>
+            <w:tcW w:w="2160" w:type="dxa"/>
           </w:tcPr>
           <w:p>
             <w:r>
@@ -2561,11 +3040,21 @@
         </w:tc>
         <w:tc>
           <w:tcPr>
-            <w:tcW w:w="2880" w:type="dxa"/>
+            <w:tcW w:w="2160" w:type="dxa"/>
           </w:tcPr>
           <w:p>
             <w:r>
               <w:t>3005</w:t>
+            </w:r>
+          </w:p>
+        </w:tc>
+        <w:tc>
+          <w:tcPr>
+            <w:tcW w:w="2160" w:type="dxa"/>
+          </w:tcPr>
+          <w:p>
+            <w:r>
+              <w:t>Designed, not routed via NGINX</w:t>
             </w:r>
           </w:p>
         </w:tc>
@@ -2573,7 +3062,7 @@
       <w:tr>
         <w:tc>
           <w:tcPr>
-            <w:tcW w:w="2880" w:type="dxa"/>
+            <w:tcW w:w="2160" w:type="dxa"/>
           </w:tcPr>
           <w:p>
             <w:r>
@@ -2583,7 +3072,7 @@
         </w:tc>
         <w:tc>
           <w:tcPr>
-            <w:tcW w:w="2880" w:type="dxa"/>
+            <w:tcW w:w="2160" w:type="dxa"/>
           </w:tcPr>
           <w:p>
             <w:r>
@@ -2593,11 +3082,21 @@
         </w:tc>
         <w:tc>
           <w:tcPr>
-            <w:tcW w:w="2880" w:type="dxa"/>
+            <w:tcW w:w="2160" w:type="dxa"/>
           </w:tcPr>
           <w:p>
             <w:r>
               <w:t>3006</w:t>
+            </w:r>
+          </w:p>
+        </w:tc>
+        <w:tc>
+          <w:tcPr>
+            <w:tcW w:w="2160" w:type="dxa"/>
+          </w:tcPr>
+          <w:p>
+            <w:r>
+              <w:t>Designed, not routed via NGINX</w:t>
             </w:r>
           </w:p>
         </w:tc>
@@ -2605,7 +3104,7 @@
       <w:tr>
         <w:tc>
           <w:tcPr>
-            <w:tcW w:w="2880" w:type="dxa"/>
+            <w:tcW w:w="2160" w:type="dxa"/>
           </w:tcPr>
           <w:p>
             <w:r>
@@ -2615,7 +3114,7 @@
         </w:tc>
         <w:tc>
           <w:tcPr>
-            <w:tcW w:w="2880" w:type="dxa"/>
+            <w:tcW w:w="2160" w:type="dxa"/>
           </w:tcPr>
           <w:p>
             <w:r>
@@ -2625,11 +3124,21 @@
         </w:tc>
         <w:tc>
           <w:tcPr>
-            <w:tcW w:w="2880" w:type="dxa"/>
+            <w:tcW w:w="2160" w:type="dxa"/>
           </w:tcPr>
           <w:p>
             <w:r>
               <w:t>3008</w:t>
+            </w:r>
+          </w:p>
+        </w:tc>
+        <w:tc>
+          <w:tcPr>
+            <w:tcW w:w="2160" w:type="dxa"/>
+          </w:tcPr>
+          <w:p>
+            <w:r>
+              <w:t>Designed; service itself not built</w:t>
             </w:r>
           </w:p>
         </w:tc>
@@ -2646,17 +3155,14 @@
     </w:p>
     <w:p>
       <w:r>
-        <w:t>JWT (JSON Web Tokens) are used for stateless authentication. The Auth Service issues a signed JWT on login. The client includes the token in the Authorization: Bearer &lt;token&gt; header on every subsequent request. Each service independently validates the token using the shared JWT_SECRET environment variable — no runtime call to Auth Service is needed per request. This eliminates Auth Service as a single point of failure for authenticated requests and avoids adding latency to every API call.</w:t>
+        <w:t>JWT (JSON Web Tokens) are used for stateless authentication. The Auth Service issues a signed JWT on login, containing a role claim. The client includes the token in the Authorization: Bearer &lt;token&gt; header on every subsequent request. Each service independently validates the token using the shared JWT_SECRET environment variable — no runtime call to Auth Service is needed per request.</w:t>
       </w:r>
     </w:p>
     <w:p>
       <w:r>
-        <w:t>Tokens expire after a configurable period (default: 24 hours). bcrypt is used for password hashing in the Auth Service with a work factor of 12.</w:t>
+        <w:t>Five roles are supported: STUDENT, LECTURER, HOD, EXAM_DIVISION, and ADMIN. Tokens are signed for 7 days (jwt.sign(..., { expiresIn: '7d' }) in services/auth-service/src/routes/auth.js) — this corrects earlier drafts of this document, which stated a 24-hour default. bcrypt is used for password hashing with a work factor of 12. Demo accounts for all five roles can be created via POST /api/auth/seed.</w:t>
       </w:r>
     </w:p>
-    <w:p/>
-    <w:p/>
-    <w:p/>
     <w:p>
       <w:pPr>
         <w:pStyle w:val="Heading1"/>
@@ -2667,7 +3173,7 @@
     </w:p>
     <w:p>
       <w:r>
-        <w:t>All services are containerised using Docker with node:20-alpine base images. docker-compose.yml defines the full service topology for local development:</w:t>
+        <w:t>All six built services are containerised using Docker with node:20-alpine base images. docker-compose.yml defines the full local topology:</w:t>
       </w:r>
     </w:p>
     <w:p>
@@ -2675,7 +3181,7 @@
         <w:pStyle w:val="ListBullet"/>
       </w:pPr>
       <w:r>
-        <w:t>student-service — port 3001, connects to mongo-students:27017/students_db</w:t>
+        <w:t>mongodb — single mongo:7 container, port 27017, isolated volume (mongo-data); hosts all six logical databases</w:t>
       </w:r>
     </w:p>
     <w:p>
@@ -2683,7 +3189,7 @@
         <w:pStyle w:val="ListBullet"/>
       </w:pPr>
       <w:r>
-        <w:t>exam-service — port 3003, connects to mongo-exams:27017/exams_db</w:t>
+        <w:t>kafka — apache/kafka:3.7.0, KRaft mode (no Zookeeper), broker on 9092 (internal) / 9094 (external), isolated volume (kafka-data), auto.create.topics.enable=true</w:t>
       </w:r>
     </w:p>
     <w:p>
@@ -2691,7 +3197,7 @@
         <w:pStyle w:val="ListBullet"/>
       </w:pPr>
       <w:r>
-        <w:t>mongo-students — MongoDB 7, isolated volume (students-data)</w:t>
+        <w:t>auth-service — port 3007 · student-service — port 3001 · exam-service — port 3003 · result-service — port 3004 · transcript-service — port 3005 · notification-service — port 3006</w:t>
       </w:r>
     </w:p>
     <w:p>
@@ -2699,7 +3205,7 @@
         <w:pStyle w:val="ListBullet"/>
       </w:pPr>
       <w:r>
-        <w:t>mongo-exams — MongoDB 7, isolated volume (exams-data)</w:t>
+        <w:t>student-service additionally mounts uploads-data for profile photo storage</w:t>
       </w:r>
     </w:p>
     <w:p>
@@ -2707,7 +3213,7 @@
         <w:pStyle w:val="ListBullet"/>
       </w:pPr>
       <w:r>
-        <w:t>All services share erp-network (Docker bridge) for inter-service DNS resolution</w:t>
+        <w:t>frontend — nginx:alpine serving the static SPA, port 8080:80</w:t>
       </w:r>
     </w:p>
     <w:p>
@@ -2715,16 +3221,21 @@
         <w:pStyle w:val="ListBullet"/>
       </w:pPr>
       <w:r>
-        <w:t>JWT_SECRET injected via .env file at runtime (not hardcoded)</w:t>
+        <w:t>All services share the erp-network Docker bridge for inter-service DNS resolution (e.g. http://student-service:3001)</w:t>
+      </w:r>
+    </w:p>
+    <w:p>
+      <w:pPr>
+        <w:pStyle w:val="ListBullet"/>
+      </w:pPr>
+      <w:r>
+        <w:lastRenderedPageBreak/>
+        <w:t>JWT_SECRET injected via .env file at runtime (not hardcoded); .env is gitignored, only .env.example is committed</w:t>
       </w:r>
     </w:p>
     <w:p>
       <w:r>
-        <w:rPr>
-          <w:i/>
-        </w:rPr>
-        <w:lastRenderedPageBreak/>
-        <w:t>Note: The prototype (Prototype) implements Student Service and Exam Service only. The remaining six services are designed in this document but noted as "designed, not implemented" in the prototype submission.</w:t>
+        <w:t>Six of the eight designed services are built and running: Auth, Student, Exam, Result, Transcript, and Notification. Course Service and Reporting Service remain design-only — they have no directory under services/, no Dockerfile, and no entry in docker-compose.yml.</w:t>
       </w:r>
     </w:p>
     <w:p>
@@ -2740,7 +3251,7 @@
         <w:pStyle w:val="ListBullet"/>
       </w:pPr>
       <w:r>
-        <w:t>The prototype is scoped to two services (Student, Exam) as per the assignment brief for solo work.</w:t>
+        <w:t>Course Service and Reporting Service are designed in this document (Sections 4.3, 4.8) but not implemented; all endpoint lists, database assignments, and diagrams for these two are aspirational.</w:t>
       </w:r>
     </w:p>
     <w:p>
@@ -2748,7 +3259,7 @@
         <w:pStyle w:val="ListBullet"/>
       </w:pPr>
       <w:r>
-        <w:t>Kafka is included in the design but not wired in the prototype — events are noted in code comments.</w:t>
+        <w:t>Kafka is fully implemented and running in the current build (contrary to earlier drafts of this document) — student.created, exam.registered, and result.published are live topics consumed by Notification Service.</w:t>
       </w:r>
     </w:p>
     <w:p>
@@ -2756,7 +3267,7 @@
         <w:pStyle w:val="ListBullet"/>
       </w:pPr>
       <w:r>
-        <w:t>JWT_SECRET is shared across all services via environment variable; in production this would be managed by a secrets vault.</w:t>
+        <w:t>NGINX does not currently perform path-based API routing (Section 8); each service's port is exposed directly on the host and called directly by the frontend. Path-based gateway routing remains a documented but unbuilt design goal.</w:t>
       </w:r>
     </w:p>
     <w:p>
@@ -2764,7 +3275,7 @@
         <w:pStyle w:val="ListBullet"/>
       </w:pPr>
       <w:r>
-        <w:t>MongoDB Atlas is the intended production host; Docker Compose MongoDB containers are for development only.</w:t>
+        <w:t>JWT_SECRET is shared across all services via a single .env file; in production this would be managed by a secrets vault.</w:t>
       </w:r>
     </w:p>
     <w:p>
@@ -2772,7 +3283,7 @@
         <w:pStyle w:val="ListBullet"/>
       </w:pPr>
       <w:r>
-        <w:t>NGINX configuration for the full eight services is defined in design but only Student and Exam paths are active in the prototype.</w:t>
+        <w:t>MongoDB runs as a single shared container in development (one process, multiple logical databases). A managed multi-database cluster (e.g. MongoDB Atlas) is the assumed production equivalent.</w:t>
       </w:r>
     </w:p>
     <w:p>
@@ -2780,7 +3291,23 @@
         <w:pStyle w:val="ListBullet"/>
       </w:pPr>
       <w:r>
-        <w:t>No rate limiting or request throttling is implemented in the prototype scope.</w:t>
+        <w:t>Transcript Service returns JSON, not a generated PDF — pdfkit is not used despite appearing as a dependency in earlier drafts of this document.</w:t>
+      </w:r>
+    </w:p>
+    <w:p>
+      <w:pPr>
+        <w:pStyle w:val="ListBullet"/>
+      </w:pPr>
+      <w:r>
+        <w:t>No automated tests exist in the repository for any service at the time of writing (no *.test.js/*.spec.js files, no test script in any package.json).</w:t>
+      </w:r>
+    </w:p>
+    <w:p>
+      <w:pPr>
+        <w:pStyle w:val="ListBullet"/>
+      </w:pPr>
+      <w:r>
+        <w:t>No rate limiting or request throttling is implemented in any service.</w:t>
       </w:r>
     </w:p>
     <w:p/>

--- a/deliverable-docs/Architecture Design Document.docx
+++ b/deliverable-docs/Architecture Design Document.docx
@@ -471,7 +471,16 @@
           </w:tcPr>
           <w:p>
             <w:r>
-              <w:t>Manages student profiles (35+ fields), year registration, specialization applications, and photo upload. The authoritative source for student identity across the system. Publishes student.created to Kafka on creation.</w:t>
+              <w:t xml:space="preserve">Manages student profiles (35+ fields), year registration, specialization applications, and photo upload. The authoritative source for student identity across the system. Publishes </w:t>
+            </w:r>
+            <w:r>
+              <w:rPr>
+                <w:b/>
+              </w:rPr>
+              <w:t>student.created</w:t>
+            </w:r>
+            <w:r>
+              <w:t xml:space="preserve"> to Kafka on creation.</w:t>
             </w:r>
           </w:p>
         </w:tc>
@@ -796,7 +805,16 @@
           </w:tcPr>
           <w:p>
             <w:r>
-              <w:t>Creates exams, manages registration windows, and handles the student exam-entry approval workflow (pending/approved/rejected). Before creating an entry, verifies the student exists via a synchronous REST call to Student Service. Publishes exam.registered to Kafka on enrolment.</w:t>
+              <w:t xml:space="preserve">Creates exams, manages registration windows, and handles the student exam-entry approval workflow (pending/approved/rejected). Before creating an entry, verifies the student exists via a synchronous REST call to Student Service. Publishes </w:t>
+            </w:r>
+            <w:r>
+              <w:rPr>
+                <w:b/>
+              </w:rPr>
+              <w:t>exam.registered</w:t>
+            </w:r>
+            <w:r>
+              <w:t xml:space="preserve"> to Kafka on enrolment.</w:t>
             </w:r>
           </w:p>
         </w:tc>
@@ -971,7 +989,16 @@
           </w:tcPr>
           <w:p>
             <w:r>
-              <w:t>Records subject-level results and computes GPA (Σ gradePoints×credits / Σ credits) with a grade-to-points mapping (A+/A=4.0 down to F=0.0). GPA records have a draft/final status. Publishes result.published to Kafka when a GPA record is finalised.</w:t>
+              <w:t xml:space="preserve">Records subject-level results and computes GPA (Σ gradePoints×credits / Σ credits) with a grade-to-points mapping (A+/A=4.0 down to F=0.0). GPA records have a draft/final status. Publishes </w:t>
+            </w:r>
+            <w:r>
+              <w:rPr>
+                <w:b/>
+              </w:rPr>
+              <w:t>result.published</w:t>
+            </w:r>
+            <w:r>
+              <w:t xml:space="preserve"> to Kafka when a GPA record is finalised.</w:t>
             </w:r>
           </w:p>
         </w:tc>
@@ -1020,7 +1047,13 @@
         <w:pStyle w:val="ListBullet"/>
       </w:pPr>
       <w:r>
-        <w:t>PATCH /api/results/gpa/:gpaId/finalize — sets status=final, emits result.published</w:t>
+        <w:t xml:space="preserve">PATCH /api/results/gpa/:gpaId/finalize — sets status=final, emits </w:t>
+      </w:r>
+      <w:r>
+        <w:rPr>
+          <w:b/>
+        </w:rPr>
+        <w:t>result.published</w:t>
       </w:r>
     </w:p>
     <w:p/>
@@ -1281,7 +1314,34 @@
           </w:tcPr>
           <w:p>
             <w:r>
-              <w:t>Pure Kafka consumer. Subscribes to all three topics (student.created, exam.registered, result.published), retries subscription every 10s until topics are auto-created, and persists every consumed event as a NotificationLog document for audit.</w:t>
+              <w:t>Pure Kafka consumer. Subscribes to all three topics (</w:t>
+            </w:r>
+            <w:r>
+              <w:rPr>
+                <w:b/>
+              </w:rPr>
+              <w:t>student.created</w:t>
+            </w:r>
+            <w:r>
+              <w:t xml:space="preserve">, </w:t>
+            </w:r>
+            <w:r>
+              <w:rPr>
+                <w:b/>
+              </w:rPr>
+              <w:t>exam.registered</w:t>
+            </w:r>
+            <w:r>
+              <w:t xml:space="preserve">, </w:t>
+            </w:r>
+            <w:r>
+              <w:rPr>
+                <w:b/>
+              </w:rPr>
+              <w:t>result.published</w:t>
+            </w:r>
+            <w:r>
+              <w:t>), retries subscription every 10s until topics are auto-created, and persists every consumed event as a NotificationLog document for audit.</w:t>
             </w:r>
           </w:p>
         </w:tc>
@@ -1423,7 +1483,16 @@
           </w:tcPr>
           <w:p>
             <w:r>
-              <w:t>Would be a Kafka consumer aggregating metrics for an admin dashboard (pass rates, grade distributions, enrolment counts) from result.published events. Remains a design placeholder.</w:t>
+              <w:t xml:space="preserve">Would be a Kafka consumer aggregating metrics for an admin dashboard (pass rates, grade distributions, enrolment counts) from </w:t>
+            </w:r>
+            <w:r>
+              <w:rPr>
+                <w:b/>
+              </w:rPr>
+              <w:t>result.published</w:t>
+            </w:r>
+            <w:r>
+              <w:t xml:space="preserve"> events. Remains a design placeholder.</w:t>
             </w:r>
           </w:p>
         </w:tc>
@@ -2509,9 +2578,9 @@
         <w:tblLook w:val="04A0" w:firstRow="1" w:lastRow="0" w:firstColumn="1" w:lastColumn="0" w:noHBand="0" w:noVBand="1"/>
       </w:tblPr>
       <w:tblGrid>
-        <w:gridCol w:w="1985"/>
-        <w:gridCol w:w="1745"/>
-        <w:gridCol w:w="1822"/>
+        <w:gridCol w:w="2034"/>
+        <w:gridCol w:w="1718"/>
+        <w:gridCol w:w="1800"/>
         <w:gridCol w:w="3304"/>
       </w:tblGrid>
       <w:tr>
@@ -2575,6 +2644,9 @@
           </w:tcPr>
           <w:p>
             <w:r>
+              <w:rPr>
+                <w:b/>
+              </w:rPr>
               <w:t>student.created</w:t>
             </w:r>
           </w:p>
@@ -2617,6 +2689,9 @@
           </w:tcPr>
           <w:p>
             <w:r>
+              <w:rPr>
+                <w:b/>
+              </w:rPr>
               <w:t>exam.registered</w:t>
             </w:r>
           </w:p>
@@ -2659,6 +2734,9 @@
           </w:tcPr>
           <w:p>
             <w:r>
+              <w:rPr>
+                <w:b/>
+              </w:rPr>
               <w:t>result.published</w:t>
             </w:r>
           </w:p>
@@ -2698,7 +2776,25 @@
     <w:p/>
     <w:p>
       <w:r>
-        <w:t>Note: Reporting Service and Transcript Service are not currently Kafka consumers of result.published — only Notification Service consumes all three topics in the built system. A future Reporting Service would be a natural fourth consumer of result.published.</w:t>
+        <w:t xml:space="preserve">Note: Reporting Service and Transcript Service are not currently Kafka consumers of </w:t>
+      </w:r>
+      <w:r>
+        <w:rPr>
+          <w:b/>
+        </w:rPr>
+        <w:t>result.published</w:t>
+      </w:r>
+      <w:r>
+        <w:t xml:space="preserve"> — only Notification Service consumes all three topics in the built system. A future Reporting Service would be a natural fourth consumer of </w:t>
+      </w:r>
+      <w:r>
+        <w:rPr>
+          <w:b/>
+        </w:rPr>
+        <w:t>result.published</w:t>
+      </w:r>
+      <w:r>
+        <w:t>.</w:t>
       </w:r>
     </w:p>
     <w:p>
@@ -3259,7 +3355,34 @@
         <w:pStyle w:val="ListBullet"/>
       </w:pPr>
       <w:r>
-        <w:t>Kafka is fully implemented and running in the current build (contrary to earlier drafts of this document) — student.created, exam.registered, and result.published are live topics consumed by Notification Service.</w:t>
+        <w:t xml:space="preserve">Kafka is fully implemented and running in the current build (contrary to earlier drafts of this document) — </w:t>
+      </w:r>
+      <w:r>
+        <w:rPr>
+          <w:b/>
+        </w:rPr>
+        <w:t>student.created</w:t>
+      </w:r>
+      <w:r>
+        <w:t xml:space="preserve">, </w:t>
+      </w:r>
+      <w:r>
+        <w:rPr>
+          <w:b/>
+        </w:rPr>
+        <w:t>exam.registered</w:t>
+      </w:r>
+      <w:r>
+        <w:t xml:space="preserve">, and </w:t>
+      </w:r>
+      <w:r>
+        <w:rPr>
+          <w:b/>
+        </w:rPr>
+        <w:t>result.published</w:t>
+      </w:r>
+      <w:r>
+        <w:t xml:space="preserve"> are live topics consumed by Notification Service.</w:t>
       </w:r>
     </w:p>
     <w:p>
